--- a/reports/M1_report.docx
+++ b/reports/M1_report.docx
@@ -33,16 +33,25 @@
         <w:rPr>
           <w:rFonts w:hint="eastAsia"/>
         </w:rPr>
-        <w:t xml:space="preserve">阶段状态</w:t>
-      </w:r>
-      <w:r>
-        <w:t xml:space="preserve"> PARTIAL · </w:t>
+        <w:t xml:space="preserve">概念数值关卡通过待审</w:t>
+      </w:r>
+      <w:r>
+        <w:t xml:space="preserve"> · </w:t>
       </w:r>
       <w:r>
         <w:rPr>
           <w:rFonts w:hint="eastAsia"/>
         </w:rPr>
-        <w:t xml:space="preserve">数值实现通过，真实热源分配仍有缺口</w:t>
+        <w:t xml:space="preserve">真实标定仍为</w:t>
+      </w:r>
+      <w:r>
+        <w:t xml:space="preserve"> PARTIAL · </w:t>
+      </w:r>
+      <w:r>
+        <w:rPr>
+          <w:rFonts w:hint="eastAsia"/>
+        </w:rPr>
+        <w:t xml:space="preserve">严格与工程模式分离</w:t>
       </w:r>
     </w:p>
     <w:p>
@@ -152,7 +161,7 @@
         <w:rPr>
           <w:rFonts w:hint="eastAsia"/>
         </w:rPr>
-        <w:t xml:space="preserve">M1现已实现并实际运行：整车纵向动力学、动态轴荷、前轴与两侧后轴制动力分配、独立左右轮速、电机／逆变器联合损耗图接口、方向分开的减速器损耗、盘片接触摩擦功和整车能量账本。MATLAB</w:t>
+        <w:t xml:space="preserve">M1现已实现并实际运行：整车纵向动力学、动态轴荷、前轴与两侧后轴制动力分配、独立左右轮速、电机／逆变器联合损耗图接口、方向分开的减速器损耗、盘片接触摩擦功和整车能量账本。本轮进一步完成独立工程分项接口及16参数不确定性分析：MATLAB</w:t>
       </w:r>
       <w:r>
         <w:t xml:space="preserve"> </w:t>
@@ -161,7 +170,7 @@
         <w:rPr>
           <w:rFonts w:hint="eastAsia"/>
         </w:rPr>
-        <w:t xml:space="preserve">R2025a的18组测试及23组轨迹检查通过，另以Python独立读取CSV复核功率端口和积分能量。</w:t>
+        <w:t xml:space="preserve">R2025a原有18组及新增11组测试通过，23组整车轨迹、46条单侧分项接口和322次敏感性运行通过，另以Python独立读取CSV复核。</w:t>
       </w:r>
     </w:p>
     <w:p>
@@ -172,7 +181,7 @@
         <w:rPr>
           <w:rFonts w:hint="eastAsia"/>
         </w:rPr>
-        <w:t xml:space="preserve">阶段状态保持</w:t>
+        <w:t xml:space="preserve">真实标定状态保持</w:t>
       </w:r>
       <w:r>
         <w:t xml:space="preserve"> </w:t>
@@ -188,7 +197,21 @@
         <w:rPr>
           <w:rFonts w:hint="eastAsia"/>
         </w:rPr>
-        <w:t xml:space="preserve">。数值程序通过，不代表已验证的实际绕组发热、减速器损耗图、盘片热分配和BMS边界已经取得。所有绕组热源字段保持NaN；基线真实参数中的null不改为假定实测值。本轮没有建立温度求解、热网络、CAD、ANSYS、Fluent或优化模型，M2尚未授权。</w:t>
+        <w:t xml:space="preserve">，</w:t>
+      </w:r>
+      <w:r>
+        <w:rPr>
+          <w:rFonts w:hint="eastAsia"/>
+          <w:b/>
+          <w:bCs/>
+        </w:rPr>
+        <w:t xml:space="preserve">概念数值热源关卡通过、待研究者审查</w:t>
+      </w:r>
+      <w:r>
+        <w:rPr>
+          <w:rFonts w:hint="eastAsia"/>
+        </w:rPr>
+        <w:t xml:space="preserve">。数值通过不代表实际内部损耗、减速器图、盘片热分配或BMS边界已验证。原始绕组字段保持NaN，基线真实参数中的null不变；独立工程目录提供明确标记的铜/铁/转子其他/逆变器及减速器分项候选和条件上下界。没有建立温度求解、热网络、CAD、ANSYS、Fluent或优化模型，M2尚未授权。</w:t>
       </w:r>
     </w:p>
     <w:p>
@@ -229,7 +252,7 @@
         <w:rPr>
           <w:rFonts w:hint="eastAsia"/>
         </w:rPr>
-        <w:t xml:space="preserve">，不是已创建的正式Tag。本次数值代码提交为</w:t>
+        <w:t xml:space="preserve">，不是已创建的正式Tag。本轮数值代码提交为</w:t>
       </w:r>
       <w:r>
         <w:t xml:space="preserve"> </w:t>
@@ -238,13 +261,13 @@
         <w:rPr>
           <w:rStyle w:val="VerbatimChar"/>
         </w:rPr>
-        <w:t xml:space="preserve">ab6040e713755c7fb5cda9e69aea1b3c742090e4</w:t>
+        <w:t xml:space="preserve">2b336e62485e0183f79428dd6009ec7aa32a1ab3</w:t>
       </w:r>
       <w:r>
         <w:rPr>
           <w:rFonts w:hint="eastAsia"/>
         </w:rPr>
-        <w:t xml:space="preserve">，各MATLAB源码哈希由</w:t>
+        <w:t xml:space="preserve">，MATLAB源码哈希与输入快照见</w:t>
       </w:r>
       <w:r>
         <w:t xml:space="preserve"> </w:t>
@@ -262,7 +285,22 @@
         <w:rPr>
           <w:rFonts w:hint="eastAsia"/>
         </w:rPr>
-        <w:t xml:space="preserve">记录；结果证据SHA登记在</w:t>
+        <w:t xml:space="preserve">及</w:t>
+      </w:r>
+      <w:r>
+        <w:t xml:space="preserve"> </w:t>
+      </w:r>
+      <w:r>
+        <w:rPr>
+          <w:rStyle w:val="VerbatimChar"/>
+        </w:rPr>
+        <w:t xml:space="preserve">inputs.json</w:t>
+      </w:r>
+      <w:r>
+        <w:rPr>
+          <w:rFonts w:hint="eastAsia"/>
+        </w:rPr>
+        <w:t xml:space="preserve">；结果证据SHA登记在</w:t>
       </w:r>
       <w:r>
         <w:t xml:space="preserve"> </w:t>
@@ -277,7 +315,7 @@
         <w:rPr>
           <w:rFonts w:hint="eastAsia"/>
         </w:rPr>
-        <w:t xml:space="preserve">。草稿送审：</w:t>
+        <w:t xml:space="preserve">。继续草稿送审：</w:t>
       </w:r>
       <w:hyperlink r:id="rId18">
         <w:r>
@@ -291,7 +329,7 @@
         <w:rPr>
           <w:rFonts w:hint="eastAsia"/>
         </w:rPr>
-        <w:t xml:space="preserve">。合并M1与创建M1正式Tag仍须用户另行批准。</w:t>
+        <w:t xml:space="preserve">。合并、创建正式Tag及进入M2均须用户另行批准。</w:t>
       </w:r>
     </w:p>
     <w:bookmarkEnd w:id="19"/>
@@ -950,7 +988,7 @@
         <w:rPr>
           <w:rFonts w:hint="eastAsia"/>
         </w:rPr>
-        <w:t xml:space="preserve">新增假设全部在</w:t>
+        <w:t xml:space="preserve">原功率模型假设在</w:t>
       </w:r>
       <w:r>
         <w:t xml:space="preserve"> </w:t>
@@ -962,13 +1000,25 @@
         <w:t xml:space="preserve">configs/m1_heat_sources.yaml</w:t>
       </w:r>
       <w:r>
-        <w:t xml:space="preserve"> </w:t>
-      </w:r>
-      <w:r>
         <w:rPr>
           <w:rFonts w:hint="eastAsia"/>
         </w:rPr>
-        <w:t xml:space="preserve">中，不覆盖M0配置。输入快照、来源说明及可跨Git换行方式复核的文本SHA-256保存在</w:t>
+        <w:t xml:space="preserve">，新增分项参数在</w:t>
+      </w:r>
+      <w:r>
+        <w:t xml:space="preserve"> </w:t>
+      </w:r>
+      <w:r>
+        <w:rPr>
+          <w:rStyle w:val="VerbatimChar"/>
+        </w:rPr>
+        <w:t xml:space="preserve">configs/m1_source_partition.yaml</w:t>
+      </w:r>
+      <w:r>
+        <w:rPr>
+          <w:rFonts w:hint="eastAsia"/>
+        </w:rPr>
+        <w:t xml:space="preserve">，均不覆盖M0。输入快照、来源及文本SHA-256见</w:t>
       </w:r>
       <w:r>
         <w:t xml:space="preserve"> </w:t>
@@ -983,7 +1033,7 @@
         <w:rPr>
           <w:rFonts w:hint="eastAsia"/>
         </w:rPr>
-        <w:t xml:space="preserve">。曲线属于参考数据与S3假设下的数值估算，不是本概念总成试验结果。</w:t>
+        <w:t xml:space="preserve">。曲线为参考数据与S3假设下的估算，不是本概念总成试验结果。</w:t>
       </w:r>
     </w:p>
     <w:bookmarkEnd w:id="20"/>
@@ -2479,7 +2529,7 @@
         <w:rPr>
           <w:rFonts w:hint="eastAsia"/>
         </w:rPr>
-        <w:t xml:space="preserve">凸包外的驱动点及全部再生点不进行电机／逆变器拆分，联合热量导出到</w:t>
+        <w:t xml:space="preserve">原参考数据层在凸包外及再生点不拆分电机／逆变器，输出</w:t>
       </w:r>
       <w:r>
         <w:t xml:space="preserve"> </w:t>
@@ -2494,7 +2544,7 @@
         <w:rPr>
           <w:rFonts w:hint="eastAsia"/>
         </w:rPr>
-        <w:t xml:space="preserve">。绕组、铁芯、转子和机械损耗的独立分配没有依据，</w:t>
+        <w:t xml:space="preserve">；</w:t>
       </w:r>
       <w:r>
         <w:rPr>
@@ -2503,13 +2553,10 @@
         <w:t xml:space="preserve">winding_heat_W</w:t>
       </w:r>
       <w:r>
-        <w:t xml:space="preserve"> </w:t>
-      </w:r>
-      <w:r>
         <w:rPr>
           <w:rFonts w:hint="eastAsia"/>
         </w:rPr>
-        <w:t xml:space="preserve">全部为NaN，不能把EMOT联合热损失加到绕组。</w:t>
+        <w:t xml:space="preserve">全部为NaN，不能把EMOT热损失加到绕组。本轮独立工程拆分见第9节，不回填真实字段。</w:t>
       </w:r>
     </w:p>
     <w:bookmarkEnd w:id="22"/>
@@ -5601,7 +5648,7 @@
       <w:r>
         <w:drawing>
           <wp:inline>
-            <wp:extent cx="5759999" cy="3873214"/>
+            <wp:extent cx="5759999" cy="3972857"/>
             <wp:effectExtent b="0" l="0" r="0" t="0"/>
             <wp:docPr descr="图1：参考损耗图及工程假设下的源项功率和单盘能量；再生区域为EPA镜像估计。" title="" id="31" name="Picture"/>
             <a:graphic>
@@ -5622,7 +5669,7 @@
                   <pic:spPr bwMode="auto">
                     <a:xfrm>
                       <a:off x="0" y="0"/>
-                      <a:ext cx="5759999" cy="3873214"/>
+                      <a:ext cx="5759999" cy="3972857"/>
                     </a:xfrm>
                     <a:prstGeom prst="rect">
                       <a:avLst/>
@@ -5659,7 +5706,7 @@
       <w:r>
         <w:drawing>
           <wp:inline>
-            <wp:extent cx="5759999" cy="2479536"/>
+            <wp:extent cx="5759999" cy="2417898"/>
             <wp:effectExtent b="0" l="0" r="0" t="0"/>
             <wp:docPr descr="图2：整车能量账本及独立左右速度接口测试。" title="" id="34" name="Picture"/>
             <a:graphic>
@@ -5680,7 +5727,7 @@
                   <pic:spPr bwMode="auto">
                     <a:xfrm>
                       <a:off x="0" y="0"/>
-                      <a:ext cx="5759999" cy="2479536"/>
+                      <a:ext cx="5759999" cy="2417898"/>
                     </a:xfrm>
                     <a:prstGeom prst="rect">
                       <a:avLst/>
@@ -5712,7 +5759,7 @@
     </w:p>
     <w:bookmarkEnd w:id="36"/>
     <w:bookmarkEnd w:id="37"/>
-    <w:bookmarkStart w:id="38" w:name="测试复现与结果真实性"/>
+    <w:bookmarkStart w:id="38" w:name="原功率层测试与真实性"/>
     <w:p>
       <w:pPr>
         <w:pStyle w:val="Heading1"/>
@@ -5724,7 +5771,7 @@
         <w:rPr>
           <w:rFonts w:hint="eastAsia"/>
         </w:rPr>
-        <w:t xml:space="preserve">测试、复现与结果真实性</w:t>
+        <w:t xml:space="preserve">原功率层测试与真实性</w:t>
       </w:r>
     </w:p>
     <w:tbl>
@@ -6414,7 +6461,7 @@
         <w:rPr>
           <w:rFonts w:hint="eastAsia"/>
         </w:rPr>
-        <w:t xml:space="preserve">现已形成可运行的M1功率／热源框架、接口、独立校核、数值曲线及报告。PR只申请审查本轮实现和证据，不自行合并M1、不创建M1正式Tag，不把M0的批准当作M1验收或M2启动许可。</w:t>
+        <w:t xml:space="preserve">此前已完成可运行的M1功率／热源框架。上述缺口仍限制真实部件温度验证，但用户本轮允许使用可追溯的工程替代方案；后文给出参数化模型与概念数值关卡。PR只申请审查，不自行合并、打Tag或启动M2。</w:t>
       </w:r>
     </w:p>
     <w:bookmarkEnd w:id="39"/>
@@ -6563,6 +6610,4711 @@
       </w:r>
     </w:p>
     <w:bookmarkEnd w:id="42"/>
+    <w:bookmarkStart w:id="45" w:name="公开资料补充与参数化模型"/>
+    <w:p>
+      <w:pPr>
+        <w:pStyle w:val="Heading1"/>
+      </w:pPr>
+      <w:r>
+        <w:t xml:space="preserve">9. </w:t>
+      </w:r>
+      <w:r>
+        <w:rPr>
+          <w:rFonts w:hint="eastAsia"/>
+        </w:rPr>
+        <w:t xml:space="preserve">公开资料补充与参数化模型</w:t>
+      </w:r>
+    </w:p>
+    <w:p>
+      <w:pPr>
+        <w:pStyle w:val="FirstParagraph"/>
+      </w:pPr>
+      <w:r>
+        <w:rPr>
+          <w:rFonts w:hint="eastAsia"/>
+        </w:rPr>
+        <w:t xml:space="preserve">完整资料审查见</w:t>
+      </w:r>
+      <w:r>
+        <w:t xml:space="preserve"> </w:t>
+      </w:r>
+      <w:r>
+        <w:rPr>
+          <w:rStyle w:val="VerbatimChar"/>
+        </w:rPr>
+        <w:t xml:space="preserve">docs/M1_SOURCE_REVIEW.md</w:t>
+      </w:r>
+      <w:r>
+        <w:rPr>
+          <w:rFonts w:hint="eastAsia"/>
+        </w:rPr>
+        <w:t xml:space="preserve">；下载记录、UTC时间及哈希见</w:t>
+      </w:r>
+      <w:r>
+        <w:t xml:space="preserve"> </w:t>
+      </w:r>
+      <w:r>
+        <w:rPr>
+          <w:rStyle w:val="VerbatimChar"/>
+        </w:rPr>
+        <w:t xml:space="preserve">data/raw/m1/manifest.json</w:t>
+      </w:r>
+      <w:r>
+        <w:rPr>
+          <w:rFonts w:hint="eastAsia"/>
+        </w:rPr>
+        <w:t xml:space="preserve">。本轮复用M0</w:t>
+      </w:r>
+      <w:r>
+        <w:t xml:space="preserve"> </w:t>
+      </w:r>
+      <w:r>
+        <w:rPr>
+          <w:rFonts w:hint="eastAsia"/>
+        </w:rPr>
+        <w:t xml:space="preserve">ORNL原件，新增NBS铜线手册、Corley等2019齿轮箱公开论文与CrossRef</w:t>
+      </w:r>
+      <w:r>
+        <w:t xml:space="preserve"> </w:t>
+      </w:r>
+      <w:r>
+        <w:rPr>
+          <w:rFonts w:hint="eastAsia"/>
+        </w:rPr>
+        <w:t xml:space="preserve">DOI核对。SKF、MathWorks及Infineon官方方法页经在线核查；Infineon页面Python下载被HTTP拒绝，浏览工具可读，未伪造本地原文。本轮是针对缺口的方法检索，未穷尽所有文献，未声称其他标定绝不可能获得。</w:t>
+      </w:r>
+    </w:p>
+    <w:tbl>
+      <w:tblPr>
+        <w:tblStyle w:val="Table"/>
+        <w:tblW w:type="pct" w:w="5000"/>
+        <w:tblLayout w:type="fixed"/>
+        <w:tblLook w:firstRow="1" w:lastRow="0" w:firstColumn="0" w:lastColumn="0" w:noHBand="0" w:noVBand="0" w:val="0020"/>
+      </w:tblPr>
+      <w:tblGrid>
+        <w:gridCol w:w="2640"/>
+        <w:gridCol w:w="2640"/>
+        <w:gridCol w:w="2640"/>
+      </w:tblGrid>
+      <w:tr>
+        <w:trPr>
+          <w:tblHeader w:val="on"/>
+          <w:cantSplit/>
+        </w:trPr>
+        <w:tc>
+          <w:tcPr>
+            <w:shd w:fill="EAF0F7"/>
+          </w:tcPr>
+          <w:p>
+            <w:pPr>
+              <w:pStyle w:val="Compact"/>
+              <w:spacing w:after="60" w:line="252" w:lineRule="auto"/>
+            </w:pPr>
+            <w:r>
+              <w:rPr>
+                <w:rFonts w:hint="eastAsia"/>
+                <w:b/>
+                <w:sz w:val="19"/>
+              </w:rPr>
+              <w:t xml:space="preserve">可追溯资料</w:t>
+            </w:r>
+          </w:p>
+        </w:tc>
+        <w:tc>
+          <w:tcPr>
+            <w:shd w:fill="EAF0F7"/>
+          </w:tcPr>
+          <w:p>
+            <w:pPr>
+              <w:pStyle w:val="Compact"/>
+              <w:spacing w:after="60" w:line="252" w:lineRule="auto"/>
+            </w:pPr>
+            <w:r>
+              <w:rPr>
+                <w:rFonts w:hint="eastAsia"/>
+                <w:b/>
+                <w:sz w:val="19"/>
+              </w:rPr>
+              <w:t xml:space="preserve">实际支持内容</w:t>
+            </w:r>
+          </w:p>
+        </w:tc>
+        <w:tc>
+          <w:tcPr>
+            <w:shd w:fill="EAF0F7"/>
+          </w:tcPr>
+          <w:p>
+            <w:pPr>
+              <w:pStyle w:val="Compact"/>
+              <w:spacing w:after="60" w:line="252" w:lineRule="auto"/>
+            </w:pPr>
+            <w:r>
+              <w:rPr>
+                <w:rFonts w:hint="eastAsia"/>
+                <w:b/>
+                <w:sz w:val="19"/>
+              </w:rPr>
+              <w:t xml:space="preserve">适用限制</w:t>
+            </w:r>
+          </w:p>
+        </w:tc>
+      </w:tr>
+      <w:tr>
+        <w:trPr>
+          <w:cantSplit/>
+        </w:trPr>
+        <w:tc>
+          <w:tcPr/>
+          <w:p>
+            <w:pPr>
+              <w:pStyle w:val="Compact"/>
+              <w:spacing w:after="60" w:line="252" w:lineRule="auto"/>
+            </w:pPr>
+            <w:r>
+              <w:rPr>
+                <w:sz w:val="19"/>
+              </w:rPr>
+              <w:t xml:space="preserve">ORNL </w:t>
+            </w:r>
+            <w:r>
+              <w:rPr>
+                <w:rFonts w:hint="eastAsia"/>
+                <w:sz w:val="19"/>
+              </w:rPr>
+              <w:t xml:space="preserve">Pub26762，表2.7，印刷46页/PDF55页</w:t>
+            </w:r>
+          </w:p>
+        </w:tc>
+        <w:tc>
+          <w:tcPr/>
+          <w:p>
+            <w:pPr>
+              <w:pStyle w:val="Compact"/>
+              <w:spacing w:after="60" w:line="252" w:lineRule="auto"/>
+            </w:pPr>
+            <w:r>
+              <w:rPr>
+                <w:rFonts w:hint="eastAsia"/>
+                <w:sz w:val="19"/>
+              </w:rPr>
+              <w:t xml:space="preserve">每相0.077Ω@21°C，定义为平均相间电阻/2；已目视核对2010Prius列</w:t>
+            </w:r>
+          </w:p>
+        </w:tc>
+        <w:tc>
+          <w:tcPr/>
+          <w:p>
+            <w:pPr>
+              <w:pStyle w:val="Compact"/>
+              <w:spacing w:after="60" w:line="252" w:lineRule="auto"/>
+            </w:pPr>
+            <w:r>
+              <w:rPr>
+                <w:rFonts w:hint="eastAsia"/>
+                <w:sz w:val="19"/>
+              </w:rPr>
+              <w:t xml:space="preserve">S1真实标量，但没有对应电流轨迹</w:t>
+            </w:r>
+          </w:p>
+        </w:tc>
+      </w:tr>
+      <w:tr>
+        <w:trPr>
+          <w:cantSplit/>
+        </w:trPr>
+        <w:tc>
+          <w:tcPr/>
+          <w:p>
+            <w:pPr>
+              <w:pStyle w:val="Compact"/>
+              <w:spacing w:after="60" w:line="252" w:lineRule="auto"/>
+            </w:pPr>
+            <w:r>
+              <w:rPr>
+                <w:rFonts w:hint="eastAsia"/>
+                <w:sz w:val="19"/>
+              </w:rPr>
+              <w:t xml:space="preserve">ORNL印刷58、62–63页及EPA工作簿</w:t>
+            </w:r>
+          </w:p>
+        </w:tc>
+        <w:tc>
+          <w:tcPr/>
+          <w:p>
+            <w:pPr>
+              <w:pStyle w:val="Compact"/>
+              <w:spacing w:after="60" w:line="252" w:lineRule="auto"/>
+            </w:pPr>
+            <w:r>
+              <w:rPr>
+                <w:rFonts w:hint="eastAsia"/>
+                <w:sz w:val="19"/>
+              </w:rPr>
+              <w:t xml:space="preserve">同一转矩有多种d/q电流；650V/5kHz测试、效率分离</w:t>
+            </w:r>
+          </w:p>
+        </w:tc>
+        <w:tc>
+          <w:tcPr/>
+          <w:p>
+            <w:pPr>
+              <w:pStyle w:val="Compact"/>
+              <w:spacing w:after="60" w:line="252" w:lineRule="auto"/>
+            </w:pPr>
+            <w:r>
+              <w:rPr>
+                <w:rFonts w:hint="eastAsia"/>
+                <w:sz w:val="19"/>
+              </w:rPr>
+              <w:t xml:space="preserve">EPA两张效率表未提供电流或内部损耗测量列；不能唯一辨识铜/铁/转子损耗</w:t>
+            </w:r>
+          </w:p>
+        </w:tc>
+      </w:tr>
+      <w:tr>
+        <w:trPr>
+          <w:cantSplit/>
+        </w:trPr>
+        <w:tc>
+          <w:tcPr/>
+          <w:p>
+            <w:pPr>
+              <w:pStyle w:val="Compact"/>
+              <w:spacing w:after="60" w:line="252" w:lineRule="auto"/>
+            </w:pPr>
+            <w:r>
+              <w:rPr>
+                <w:sz w:val="19"/>
+              </w:rPr>
+              <w:t xml:space="preserve">NBS Handbook100</w:t>
+            </w:r>
+          </w:p>
+        </w:tc>
+        <w:tc>
+          <w:tcPr/>
+          <w:p>
+            <w:pPr>
+              <w:pStyle w:val="Compact"/>
+              <w:spacing w:after="60" w:line="252" w:lineRule="auto"/>
+            </w:pPr>
+            <w:r>
+              <w:rPr>
+                <w:rFonts w:hint="eastAsia"/>
+                <w:sz w:val="19"/>
+              </w:rPr>
+              <w:t xml:space="preserve">铜的温变关系，20°C系数0.00393/K</w:t>
+            </w:r>
+          </w:p>
+        </w:tc>
+        <w:tc>
+          <w:tcPr/>
+          <w:p>
+            <w:pPr>
+              <w:pStyle w:val="Compact"/>
+              <w:spacing w:after="60" w:line="252" w:lineRule="auto"/>
+            </w:pPr>
+            <w:r>
+              <w:rPr>
+                <w:rFonts w:hint="eastAsia"/>
+                <w:sz w:val="19"/>
+              </w:rPr>
+              <w:t xml:space="preserve">通用铜，不是MG2实际运行温度、AC电阻或材料认证</w:t>
+            </w:r>
+          </w:p>
+        </w:tc>
+      </w:tr>
+      <w:tr>
+        <w:trPr>
+          <w:cantSplit/>
+        </w:trPr>
+        <w:tc>
+          <w:tcPr/>
+          <w:p>
+            <w:pPr>
+              <w:pStyle w:val="Compact"/>
+              <w:spacing w:after="60" w:line="252" w:lineRule="auto"/>
+            </w:pPr>
+            <w:r>
+              <w:rPr>
+                <w:sz w:val="19"/>
+              </w:rPr>
+              <w:t xml:space="preserve">MathWorks </w:t>
+            </w:r>
+            <w:r>
+              <w:rPr>
+                <w:rFonts w:hint="eastAsia"/>
+                <w:sz w:val="19"/>
+              </w:rPr>
+              <w:t xml:space="preserve">PMSM方法页、Infineon</w:t>
+            </w:r>
+            <w:r>
+              <w:rPr>
+                <w:sz w:val="19"/>
+              </w:rPr>
+              <w:t xml:space="preserve"> </w:t>
+            </w:r>
+            <w:r>
+              <w:rPr>
+                <w:rFonts w:hint="eastAsia"/>
+                <w:sz w:val="19"/>
+              </w:rPr>
+              <w:t xml:space="preserve">IGBT方法页</w:t>
+            </w:r>
+          </w:p>
+        </w:tc>
+        <w:tc>
+          <w:tcPr/>
+          <w:p>
+            <w:pPr>
+              <w:pStyle w:val="Compact"/>
+              <w:spacing w:after="60" w:line="252" w:lineRule="auto"/>
+            </w:pPr>
+            <w:r>
+              <w:rPr>
+                <w:rFonts w:hint="eastAsia"/>
+                <w:sz w:val="19"/>
+              </w:rPr>
+              <w:t xml:space="preserve">铜/铁损与电流/频率关系；导通及开关损耗计算所需输入</w:t>
+            </w:r>
+          </w:p>
+        </w:tc>
+        <w:tc>
+          <w:tcPr/>
+          <w:p>
+            <w:pPr>
+              <w:pStyle w:val="Compact"/>
+              <w:spacing w:after="60" w:line="252" w:lineRule="auto"/>
+            </w:pPr>
+            <w:r>
+              <w:rPr>
+                <w:rFonts w:hint="eastAsia"/>
+                <w:sz w:val="19"/>
+              </w:rPr>
+              <w:t xml:space="preserve">未运行高版本Simscape块；没有移植其他器件的数值</w:t>
+            </w:r>
+          </w:p>
+        </w:tc>
+      </w:tr>
+      <w:tr>
+        <w:trPr>
+          <w:cantSplit/>
+        </w:trPr>
+        <w:tc>
+          <w:tcPr/>
+          <w:p>
+            <w:pPr>
+              <w:pStyle w:val="Compact"/>
+              <w:spacing w:after="60" w:line="252" w:lineRule="auto"/>
+            </w:pPr>
+            <w:r>
+              <w:rPr>
+                <w:rFonts w:hint="eastAsia"/>
+                <w:sz w:val="19"/>
+              </w:rPr>
+              <w:t xml:space="preserve">Corley等2019，DOI10.1049/joe.2018.9282；SKF摩擦方法</w:t>
+            </w:r>
+          </w:p>
+        </w:tc>
+        <w:tc>
+          <w:tcPr/>
+          <w:p>
+            <w:pPr>
+              <w:pStyle w:val="Compact"/>
+              <w:spacing w:after="60" w:line="252" w:lineRule="auto"/>
+            </w:pPr>
+            <w:r>
+              <w:rPr>
+                <w:rFonts w:hint="eastAsia"/>
+                <w:sz w:val="19"/>
+              </w:rPr>
+              <w:t xml:space="preserve">齿面、轴承、搅油与密封分项，功率比例及摩擦转矩功率</w:t>
+            </w:r>
+          </w:p>
+        </w:tc>
+        <w:tc>
+          <w:tcPr/>
+          <w:p>
+            <w:pPr>
+              <w:pStyle w:val="Compact"/>
+              <w:spacing w:after="60" w:line="252" w:lineRule="auto"/>
+            </w:pPr>
+            <w:r>
+              <w:rPr>
+                <w:rFonts w:hint="eastAsia"/>
+                <w:sz w:val="19"/>
+              </w:rPr>
+              <w:t xml:space="preserve">不移植风机减速器几何/系数；不是完整ISO/TR14179实现</w:t>
+            </w:r>
+          </w:p>
+        </w:tc>
+      </w:tr>
+      <w:tr>
+        <w:trPr>
+          <w:cantSplit/>
+        </w:trPr>
+        <w:tc>
+          <w:tcPr/>
+          <w:p>
+            <w:pPr>
+              <w:pStyle w:val="Compact"/>
+              <w:spacing w:after="60" w:line="252" w:lineRule="auto"/>
+            </w:pPr>
+            <w:r>
+              <w:rPr>
+                <w:rFonts w:hint="eastAsia"/>
+                <w:sz w:val="19"/>
+              </w:rPr>
+              <w:t xml:space="preserve">MathWorks盘片示例</w:t>
+            </w:r>
+          </w:p>
+        </w:tc>
+        <w:tc>
+          <w:tcPr/>
+          <w:p>
+            <w:pPr>
+              <w:pStyle w:val="Compact"/>
+              <w:spacing w:after="60" w:line="252" w:lineRule="auto"/>
+            </w:pPr>
+            <w:r>
+              <w:rPr>
+                <w:rFonts w:hint="eastAsia"/>
+                <w:sz w:val="19"/>
+              </w:rPr>
+              <w:t xml:space="preserve">热逸散率分配形式</w:t>
+            </w:r>
+          </w:p>
+        </w:tc>
+        <w:tc>
+          <w:tcPr/>
+          <w:p>
+            <w:pPr>
+              <w:pStyle w:val="Compact"/>
+              <w:spacing w:after="60" w:line="252" w:lineRule="auto"/>
+            </w:pPr>
+            <w:r>
+              <w:rPr>
+                <w:rFonts w:hint="eastAsia"/>
+                <w:sz w:val="19"/>
+              </w:rPr>
+              <w:t xml:space="preserve">不将示例材料当成本项目实际盘片材料</w:t>
+            </w:r>
+          </w:p>
+        </w:tc>
+      </w:tr>
+    </w:tbl>
+    <w:bookmarkStart w:id="43" w:name="电机固定联合预算内的物理形状分配"/>
+    <w:p>
+      <w:pPr>
+        <w:pStyle w:val="Heading2"/>
+      </w:pPr>
+      <w:r>
+        <w:t xml:space="preserve">9.1 </w:t>
+      </w:r>
+      <w:r>
+        <w:rPr>
+          <w:rFonts w:hint="eastAsia"/>
+        </w:rPr>
+        <w:t xml:space="preserve">电机：固定联合预算内的物理形状分配</w:t>
+      </w:r>
+    </w:p>
+    <w:p>
+      <w:pPr>
+        <w:pStyle w:val="FirstParagraph"/>
+      </w:pPr>
+      <w:r>
+        <w:rPr>
+          <w:rFonts w:hint="eastAsia"/>
+        </w:rPr>
+        <w:t xml:space="preserve">令</w:t>
+      </w:r>
+      <m:oMath>
+        <m:r>
+          <m:t>x</m:t>
+        </m:r>
+        <m:r>
+          <m:rPr>
+            <m:sty m:val="p"/>
+          </m:rPr>
+          <m:t>=</m:t>
+        </m:r>
+        <m:r>
+          <m:t>n</m:t>
+        </m:r>
+        <m:r>
+          <m:rPr>
+            <m:sty m:val="p"/>
+          </m:rPr>
+          <m:t>/</m:t>
+        </m:r>
+        <m:r>
+          <m:t>6000</m:t>
+        </m:r>
+      </m:oMath>
+      <w:r>
+        <w:t xml:space="preserve">、</w:t>
+      </w:r>
+      <m:oMath>
+        <m:r>
+          <m:t>y</m:t>
+        </m:r>
+        <m:r>
+          <m:rPr>
+            <m:sty m:val="p"/>
+          </m:rPr>
+          <m:t>=</m:t>
+        </m:r>
+        <m:r>
+          <m:rPr>
+            <m:sty m:val="p"/>
+          </m:rPr>
+          <m:t>|</m:t>
+        </m:r>
+        <m:r>
+          <m:t>τ</m:t>
+        </m:r>
+        <m:r>
+          <m:rPr>
+            <m:sty m:val="p"/>
+          </m:rPr>
+          <m:t>|</m:t>
+        </m:r>
+        <m:r>
+          <m:rPr>
+            <m:sty m:val="p"/>
+          </m:rPr>
+          <m:t>/</m:t>
+        </m:r>
+        <m:r>
+          <m:t>100</m:t>
+        </m:r>
+      </m:oMath>
+      <w:r>
+        <w:rPr>
+          <w:rFonts w:hint="eastAsia"/>
+        </w:rPr>
+        <w:t xml:space="preserve">，转速单位rpm，转矩单位Nm。独立配置</w:t>
+      </w:r>
+      <w:r>
+        <w:t xml:space="preserve"> </w:t>
+      </w:r>
+      <w:r>
+        <w:rPr>
+          <w:rStyle w:val="VerbatimChar"/>
+        </w:rPr>
+        <w:t xml:space="preserve">configs/m1_source_partition.yaml</w:t>
+      </w:r>
+      <w:r>
+        <w:t xml:space="preserve"> </w:t>
+      </w:r>
+      <w:r>
+        <w:rPr>
+          <w:rFonts w:hint="eastAsia"/>
+        </w:rPr>
+        <w:t xml:space="preserve">的相电流RMS代理为</w:t>
+      </w:r>
+    </w:p>
+    <w:p>
+      <w:pPr>
+        <w:pStyle w:val="BodyText"/>
+      </w:pPr>
+      <m:oMathPara>
+        <m:oMathParaPr>
+          <m:jc m:val="center"/>
+        </m:oMathParaPr>
+        <m:oMath>
+          <m:sSub>
+            <m:e>
+              <m:r>
+                <m:t>I</m:t>
+              </m:r>
+            </m:e>
+            <m:sub>
+              <m:r>
+                <m:rPr>
+                  <m:sty m:val="p"/>
+                </m:rPr>
+                <m:t>*</m:t>
+              </m:r>
+            </m:sub>
+          </m:sSub>
+          <m:r>
+            <m:rPr>
+              <m:sty m:val="p"/>
+            </m:rPr>
+            <m:t>=</m:t>
+          </m:r>
+          <m:f>
+            <m:fPr>
+              <m:type m:val="bar"/>
+            </m:fPr>
+            <m:num>
+              <m:r>
+                <m:rPr>
+                  <m:sty m:val="p"/>
+                </m:rPr>
+                <m:t>|</m:t>
+              </m:r>
+              <m:r>
+                <m:t>τ</m:t>
+              </m:r>
+              <m:r>
+                <m:rPr>
+                  <m:sty m:val="p"/>
+                </m:rPr>
+                <m:t>|</m:t>
+              </m:r>
+            </m:num>
+            <m:den>
+              <m:sSub>
+                <m:e>
+                  <m:r>
+                    <m:t>k</m:t>
+                  </m:r>
+                </m:e>
+                <m:sub>
+                  <m:r>
+                    <m:t>T</m:t>
+                  </m:r>
+                </m:sub>
+              </m:sSub>
+            </m:den>
+          </m:f>
+          <m:rad>
+            <m:radPr>
+              <m:degHide m:val="on"/>
+            </m:radPr>
+            <m:deg/>
+            <m:e>
+              <m:r>
+                <m:t>1</m:t>
+              </m:r>
+              <m:r>
+                <m:rPr>
+                  <m:sty m:val="p"/>
+                </m:rPr>
+                <m:t>+</m:t>
+              </m:r>
+              <m:sSub>
+                <m:e>
+                  <m:r>
+                    <m:t>c</m:t>
+                  </m:r>
+                </m:e>
+                <m:sub>
+                  <m:r>
+                    <m:t>f</m:t>
+                  </m:r>
+                  <m:r>
+                    <m:t>w</m:t>
+                  </m:r>
+                </m:sub>
+              </m:sSub>
+              <m:sSup>
+                <m:e>
+                  <m:d>
+                    <m:dPr>
+                      <m:begChr m:val="["/>
+                      <m:sepChr m:val=""/>
+                      <m:endChr m:val="]"/>
+                      <m:grow/>
+                    </m:dPr>
+                    <m:e>
+                      <m:r>
+                        <m:rPr>
+                          <m:sty m:val="p"/>
+                        </m:rPr>
+                        <m:t>max</m:t>
+                      </m:r>
+                      <m:d>
+                        <m:dPr>
+                          <m:begChr m:val="("/>
+                          <m:sepChr m:val=""/>
+                          <m:endChr m:val=")"/>
+                          <m:grow/>
+                        </m:dPr>
+                        <m:e>
+                          <m:f>
+                            <m:fPr>
+                              <m:type m:val="bar"/>
+                            </m:fPr>
+                            <m:num>
+                              <m:r>
+                                <m:t>n</m:t>
+                              </m:r>
+                            </m:num>
+                            <m:den>
+                              <m:r>
+                                <m:t>4500</m:t>
+                              </m:r>
+                            </m:den>
+                          </m:f>
+                          <m:r>
+                            <m:rPr>
+                              <m:sty m:val="p"/>
+                            </m:rPr>
+                            <m:t>−</m:t>
+                          </m:r>
+                          <m:r>
+                            <m:t>1</m:t>
+                          </m:r>
+                          <m:r>
+                            <m:rPr>
+                              <m:sty m:val="p"/>
+                            </m:rPr>
+                            <m:t>,</m:t>
+                          </m:r>
+                          <m:r>
+                            <m:t>0</m:t>
+                          </m:r>
+                        </m:e>
+                      </m:d>
+                    </m:e>
+                  </m:d>
+                </m:e>
+                <m:sup>
+                  <m:r>
+                    <m:t>2</m:t>
+                  </m:r>
+                </m:sup>
+              </m:sSup>
+            </m:e>
+          </m:rad>
+          <m:r>
+            <m:rPr>
+              <m:sty m:val="p"/>
+            </m:rPr>
+            <m:t>.</m:t>
+          </m:r>
+        </m:oMath>
+      </m:oMathPara>
+    </w:p>
+    <w:p>
+      <w:pPr>
+        <w:pStyle w:val="FirstParagraph"/>
+      </w:pPr>
+      <m:oMath>
+        <m:sSub>
+          <m:e>
+            <m:r>
+              <m:t>k</m:t>
+            </m:r>
+          </m:e>
+          <m:sub>
+            <m:r>
+              <m:t>T</m:t>
+            </m:r>
+          </m:sub>
+        </m:sSub>
+      </m:oMath>
+      <w:r>
+        <w:rPr>
+          <w:rFonts w:hint="eastAsia"/>
+        </w:rPr>
+        <w:t xml:space="preserve">为S3等效系数，不是IPMSM在全工况的真实常数；4500rpm是S3弱磁形状起点。将21°C实测电阻与20°C通用铜温度系数统一：</w:t>
+      </w:r>
+    </w:p>
+    <w:p>
+      <w:pPr>
+        <w:pStyle w:val="BodyText"/>
+      </w:pPr>
+      <m:oMathPara>
+        <m:oMathParaPr>
+          <m:jc m:val="center"/>
+        </m:oMathParaPr>
+        <m:oMath>
+          <m:r>
+            <m:t>R</m:t>
+          </m:r>
+          <m:r>
+            <m:rPr>
+              <m:sty m:val="p"/>
+            </m:rPr>
+            <m:t>(</m:t>
+          </m:r>
+          <m:sSub>
+            <m:e>
+              <m:r>
+                <m:t>T</m:t>
+              </m:r>
+            </m:e>
+            <m:sub>
+              <m:r>
+                <m:rPr>
+                  <m:sty m:val="p"/>
+                </m:rPr>
+                <m:t>*</m:t>
+              </m:r>
+            </m:sub>
+          </m:sSub>
+          <m:r>
+            <m:rPr>
+              <m:sty m:val="p"/>
+            </m:rPr>
+            <m:t>)</m:t>
+          </m:r>
+          <m:r>
+            <m:rPr>
+              <m:sty m:val="p"/>
+            </m:rPr>
+            <m:t>=</m:t>
+          </m:r>
+          <m:r>
+            <m:t>0.077</m:t>
+          </m:r>
+          <m:f>
+            <m:fPr>
+              <m:type m:val="bar"/>
+            </m:fPr>
+            <m:num>
+              <m:r>
+                <m:t>1</m:t>
+              </m:r>
+              <m:r>
+                <m:rPr>
+                  <m:sty m:val="p"/>
+                </m:rPr>
+                <m:t>+</m:t>
+              </m:r>
+              <m:r>
+                <m:t>0.00393</m:t>
+              </m:r>
+              <m:r>
+                <m:rPr>
+                  <m:sty m:val="p"/>
+                </m:rPr>
+                <m:t>(</m:t>
+              </m:r>
+              <m:sSub>
+                <m:e>
+                  <m:r>
+                    <m:t>T</m:t>
+                  </m:r>
+                </m:e>
+                <m:sub>
+                  <m:r>
+                    <m:rPr>
+                      <m:sty m:val="p"/>
+                    </m:rPr>
+                    <m:t>*</m:t>
+                  </m:r>
+                </m:sub>
+              </m:sSub>
+              <m:r>
+                <m:rPr>
+                  <m:sty m:val="p"/>
+                </m:rPr>
+                <m:t>−</m:t>
+              </m:r>
+              <m:r>
+                <m:t>20</m:t>
+              </m:r>
+              <m:r>
+                <m:rPr>
+                  <m:sty m:val="p"/>
+                </m:rPr>
+                <m:t>)</m:t>
+              </m:r>
+            </m:num>
+            <m:den>
+              <m:r>
+                <m:t>1</m:t>
+              </m:r>
+              <m:r>
+                <m:rPr>
+                  <m:sty m:val="p"/>
+                </m:rPr>
+                <m:t>+</m:t>
+              </m:r>
+              <m:r>
+                <m:t>0.00393</m:t>
+              </m:r>
+              <m:r>
+                <m:rPr>
+                  <m:sty m:val="p"/>
+                </m:rPr>
+                <m:t>(</m:t>
+              </m:r>
+              <m:r>
+                <m:t>21</m:t>
+              </m:r>
+              <m:r>
+                <m:rPr>
+                  <m:sty m:val="p"/>
+                </m:rPr>
+                <m:t>−</m:t>
+              </m:r>
+              <m:r>
+                <m:t>20</m:t>
+              </m:r>
+              <m:r>
+                <m:rPr>
+                  <m:sty m:val="p"/>
+                </m:rPr>
+                <m:t>)</m:t>
+              </m:r>
+            </m:den>
+          </m:f>
+          <m:r>
+            <m:rPr>
+              <m:sty m:val="p"/>
+            </m:rPr>
+            <m:t>.</m:t>
+          </m:r>
+        </m:oMath>
+      </m:oMathPara>
+    </w:p>
+    <w:p>
+      <w:pPr>
+        <w:pStyle w:val="FirstParagraph"/>
+      </w:pPr>
+      <m:oMath>
+        <m:sSub>
+          <m:e>
+            <m:r>
+              <m:t>T</m:t>
+            </m:r>
+          </m:e>
+          <m:sub>
+            <m:r>
+              <m:rPr>
+                <m:sty m:val="p"/>
+              </m:rPr>
+              <m:t>*</m:t>
+            </m:r>
+          </m:sub>
+        </m:sSub>
+      </m:oMath>
+      <w:r>
+        <w:rPr>
+          <w:rFonts w:hint="eastAsia"/>
+        </w:rPr>
+        <w:t xml:space="preserve">为给定参数，未求解温度反馈。铜、定子铁心与转子/其他合并项采用非负权重</w:t>
+      </w:r>
+    </w:p>
+    <w:p>
+      <w:pPr>
+        <w:pStyle w:val="BodyText"/>
+      </w:pPr>
+      <m:oMathPara>
+        <m:oMathParaPr>
+          <m:jc m:val="center"/>
+        </m:oMathParaPr>
+        <m:oMath>
+          <m:sSub>
+            <m:e>
+              <m:r>
+                <m:t>w</m:t>
+              </m:r>
+            </m:e>
+            <m:sub>
+              <m:r>
+                <m:t>C</m:t>
+              </m:r>
+              <m:r>
+                <m:t>u</m:t>
+              </m:r>
+            </m:sub>
+          </m:sSub>
+          <m:r>
+            <m:rPr>
+              <m:sty m:val="p"/>
+            </m:rPr>
+            <m:t>=</m:t>
+          </m:r>
+          <m:r>
+            <m:t>3</m:t>
+          </m:r>
+          <m:r>
+            <m:t>R</m:t>
+          </m:r>
+          <m:r>
+            <m:rPr>
+              <m:sty m:val="p"/>
+            </m:rPr>
+            <m:t>(</m:t>
+          </m:r>
+          <m:sSub>
+            <m:e>
+              <m:r>
+                <m:t>T</m:t>
+              </m:r>
+            </m:e>
+            <m:sub>
+              <m:r>
+                <m:rPr>
+                  <m:sty m:val="p"/>
+                </m:rPr>
+                <m:t>*</m:t>
+              </m:r>
+            </m:sub>
+          </m:sSub>
+          <m:r>
+            <m:rPr>
+              <m:sty m:val="p"/>
+            </m:rPr>
+            <m:t>)</m:t>
+          </m:r>
+          <m:sSubSup>
+            <m:e>
+              <m:r>
+                <m:t>I</m:t>
+              </m:r>
+            </m:e>
+            <m:sub>
+              <m:r>
+                <m:rPr>
+                  <m:sty m:val="p"/>
+                </m:rPr>
+                <m:t>*</m:t>
+              </m:r>
+            </m:sub>
+            <m:sup>
+              <m:r>
+                <m:t>2</m:t>
+              </m:r>
+            </m:sup>
+          </m:sSubSup>
+          <m:r>
+            <m:rPr>
+              <m:sty m:val="p"/>
+            </m:rPr>
+            <m:t>(</m:t>
+          </m:r>
+          <m:r>
+            <m:t>1</m:t>
+          </m:r>
+          <m:r>
+            <m:rPr>
+              <m:sty m:val="p"/>
+            </m:rPr>
+            <m:t>+</m:t>
+          </m:r>
+          <m:sSub>
+            <m:e>
+              <m:r>
+                <m:t>c</m:t>
+              </m:r>
+            </m:e>
+            <m:sub>
+              <m:r>
+                <m:t>a</m:t>
+              </m:r>
+              <m:r>
+                <m:t>c</m:t>
+              </m:r>
+            </m:sub>
+          </m:sSub>
+          <m:sSup>
+            <m:e>
+              <m:r>
+                <m:t>x</m:t>
+              </m:r>
+            </m:e>
+            <m:sup>
+              <m:r>
+                <m:t>2</m:t>
+              </m:r>
+            </m:sup>
+          </m:sSup>
+          <m:r>
+            <m:rPr>
+              <m:sty m:val="p"/>
+            </m:rPr>
+            <m:t>)</m:t>
+          </m:r>
+          <m:r>
+            <m:rPr>
+              <m:sty m:val="p"/>
+            </m:rPr>
+            <m:t>,</m:t>
+          </m:r>
+        </m:oMath>
+      </m:oMathPara>
+    </w:p>
+    <w:p>
+      <w:pPr>
+        <w:pStyle w:val="FirstParagraph"/>
+      </w:pPr>
+      <m:oMathPara>
+        <m:oMathParaPr>
+          <m:jc m:val="center"/>
+        </m:oMathParaPr>
+        <m:oMath>
+          <m:sSub>
+            <m:e>
+              <m:r>
+                <m:t>w</m:t>
+              </m:r>
+            </m:e>
+            <m:sub>
+              <m:r>
+                <m:t>F</m:t>
+              </m:r>
+              <m:r>
+                <m:t>e</m:t>
+              </m:r>
+            </m:sub>
+          </m:sSub>
+          <m:r>
+            <m:rPr>
+              <m:sty m:val="p"/>
+            </m:rPr>
+            <m:t>=</m:t>
+          </m:r>
+          <m:sSub>
+            <m:e>
+              <m:r>
+                <m:t>k</m:t>
+              </m:r>
+            </m:e>
+            <m:sub>
+              <m:r>
+                <m:t>h</m:t>
+              </m:r>
+            </m:sub>
+          </m:sSub>
+          <m:r>
+            <m:t>x</m:t>
+          </m:r>
+          <m:r>
+            <m:rPr>
+              <m:sty m:val="p"/>
+            </m:rPr>
+            <m:t>+</m:t>
+          </m:r>
+          <m:sSub>
+            <m:e>
+              <m:r>
+                <m:t>k</m:t>
+              </m:r>
+            </m:e>
+            <m:sub>
+              <m:r>
+                <m:t>e</m:t>
+              </m:r>
+            </m:sub>
+          </m:sSub>
+          <m:sSup>
+            <m:e>
+              <m:r>
+                <m:t>x</m:t>
+              </m:r>
+            </m:e>
+            <m:sup>
+              <m:r>
+                <m:t>2</m:t>
+              </m:r>
+            </m:sup>
+          </m:sSup>
+          <m:r>
+            <m:rPr>
+              <m:sty m:val="p"/>
+            </m:rPr>
+            <m:t>,</m:t>
+          </m:r>
+          <m:r>
+            <m:t>  </m:t>
+          </m:r>
+          <m:sSub>
+            <m:e>
+              <m:r>
+                <m:t>w</m:t>
+              </m:r>
+            </m:e>
+            <m:sub>
+              <m:r>
+                <m:t>R</m:t>
+              </m:r>
+              <m:r>
+                <m:t>o</m:t>
+              </m:r>
+            </m:sub>
+          </m:sSub>
+          <m:r>
+            <m:rPr>
+              <m:sty m:val="p"/>
+            </m:rPr>
+            <m:t>=</m:t>
+          </m:r>
+          <m:sSub>
+            <m:e>
+              <m:r>
+                <m:t>k</m:t>
+              </m:r>
+            </m:e>
+            <m:sub>
+              <m:r>
+                <m:t>r</m:t>
+              </m:r>
+            </m:sub>
+          </m:sSub>
+          <m:sSup>
+            <m:e>
+              <m:r>
+                <m:t>x</m:t>
+              </m:r>
+            </m:e>
+            <m:sup>
+              <m:r>
+                <m:t>2</m:t>
+              </m:r>
+            </m:sup>
+          </m:sSup>
+          <m:r>
+            <m:rPr>
+              <m:sty m:val="p"/>
+            </m:rPr>
+            <m:t>+</m:t>
+          </m:r>
+          <m:sSub>
+            <m:e>
+              <m:r>
+                <m:t>k</m:t>
+              </m:r>
+            </m:e>
+            <m:sub>
+              <m:r>
+                <m:t>s</m:t>
+              </m:r>
+            </m:sub>
+          </m:sSub>
+          <m:sSup>
+            <m:e>
+              <m:r>
+                <m:t>y</m:t>
+              </m:r>
+            </m:e>
+            <m:sup>
+              <m:r>
+                <m:t>2</m:t>
+              </m:r>
+            </m:sup>
+          </m:sSup>
+          <m:r>
+            <m:rPr>
+              <m:sty m:val="p"/>
+            </m:rPr>
+            <m:t>.</m:t>
+          </m:r>
+        </m:oMath>
+      </m:oMathPara>
+    </w:p>
+    <w:p>
+      <w:pPr>
+        <w:pStyle w:val="FirstParagraph"/>
+      </w:pPr>
+      <w:r>
+        <w:rPr>
+          <w:rFonts w:hint="eastAsia"/>
+        </w:rPr>
+        <w:t xml:space="preserve">铁损一/二次项借鉴固定极对数、假定磁密下的频率依赖；缺磁链与谐波数据，未计算真实局部铁损。转子/其他项还含杂散与未分离机械损耗，不能称为磁钢独立涡流热源。</w:t>
+      </w:r>
+    </w:p>
+    <w:p>
+      <w:pPr>
+        <w:pStyle w:val="BodyText"/>
+      </w:pPr>
+      <w:r>
+        <w:rPr>
+          <w:rFonts w:hint="eastAsia"/>
+        </w:rPr>
+        <w:t xml:space="preserve">驱动凸包内保留ORNL分离比向EPA总损耗传递的方法，并对逆变器比乘数扫描；凸包外及再生采用显式S3回退比例。逆变器热量为</w:t>
+      </w:r>
+      <m:oMath>
+        <m:sSub>
+          <m:e>
+            <m:r>
+              <m:t>Q</m:t>
+            </m:r>
+          </m:e>
+          <m:sub>
+            <m:r>
+              <m:t>i</m:t>
+            </m:r>
+          </m:sub>
+        </m:sSub>
+        <m:r>
+          <m:rPr>
+            <m:sty m:val="p"/>
+          </m:rPr>
+          <m:t>=</m:t>
+        </m:r>
+        <m:sSub>
+          <m:e>
+            <m:r>
+              <m:t>f</m:t>
+            </m:r>
+          </m:e>
+          <m:sub>
+            <m:r>
+              <m:t>i</m:t>
+            </m:r>
+          </m:sub>
+        </m:sSub>
+        <m:sSub>
+          <m:e>
+            <m:r>
+              <m:t>Q</m:t>
+            </m:r>
+          </m:e>
+          <m:sub>
+            <m:r>
+              <m:t>E</m:t>
+            </m:r>
+            <m:r>
+              <m:t>M</m:t>
+            </m:r>
+            <m:r>
+              <m:t>O</m:t>
+            </m:r>
+            <m:r>
+              <m:t>T</m:t>
+            </m:r>
+          </m:sub>
+        </m:sSub>
+      </m:oMath>
+      <w:r>
+        <w:rPr>
+          <w:rFonts w:hint="eastAsia"/>
+        </w:rPr>
+        <w:t xml:space="preserve">，剩余电机预算为</w:t>
+      </w:r>
+    </w:p>
+    <w:p>
+      <w:pPr>
+        <w:pStyle w:val="BodyText"/>
+      </w:pPr>
+      <m:oMathPara>
+        <m:oMathParaPr>
+          <m:jc m:val="center"/>
+        </m:oMathParaPr>
+        <m:oMath>
+          <m:sSub>
+            <m:e>
+              <m:r>
+                <m:t>Q</m:t>
+              </m:r>
+            </m:e>
+            <m:sub>
+              <m:r>
+                <m:t>j</m:t>
+              </m:r>
+            </m:sub>
+          </m:sSub>
+          <m:r>
+            <m:rPr>
+              <m:sty m:val="p"/>
+            </m:rPr>
+            <m:t>=</m:t>
+          </m:r>
+          <m:r>
+            <m:rPr>
+              <m:sty m:val="p"/>
+            </m:rPr>
+            <m:t>(</m:t>
+          </m:r>
+          <m:r>
+            <m:t>1</m:t>
+          </m:r>
+          <m:r>
+            <m:rPr>
+              <m:sty m:val="p"/>
+            </m:rPr>
+            <m:t>−</m:t>
+          </m:r>
+          <m:sSub>
+            <m:e>
+              <m:r>
+                <m:t>f</m:t>
+              </m:r>
+            </m:e>
+            <m:sub>
+              <m:r>
+                <m:t>i</m:t>
+              </m:r>
+            </m:sub>
+          </m:sSub>
+          <m:r>
+            <m:rPr>
+              <m:sty m:val="p"/>
+            </m:rPr>
+            <m:t>)</m:t>
+          </m:r>
+          <m:sSub>
+            <m:e>
+              <m:r>
+                <m:t>Q</m:t>
+              </m:r>
+            </m:e>
+            <m:sub>
+              <m:r>
+                <m:t>E</m:t>
+              </m:r>
+              <m:r>
+                <m:t>M</m:t>
+              </m:r>
+              <m:r>
+                <m:t>O</m:t>
+              </m:r>
+              <m:r>
+                <m:t>T</m:t>
+              </m:r>
+            </m:sub>
+          </m:sSub>
+          <m:f>
+            <m:fPr>
+              <m:type m:val="bar"/>
+            </m:fPr>
+            <m:num>
+              <m:sSub>
+                <m:e>
+                  <m:r>
+                    <m:t>w</m:t>
+                  </m:r>
+                </m:e>
+                <m:sub>
+                  <m:r>
+                    <m:t>j</m:t>
+                  </m:r>
+                </m:sub>
+              </m:sSub>
+            </m:num>
+            <m:den>
+              <m:sSub>
+                <m:e>
+                  <m:r>
+                    <m:t>w</m:t>
+                  </m:r>
+                </m:e>
+                <m:sub>
+                  <m:r>
+                    <m:t>C</m:t>
+                  </m:r>
+                  <m:r>
+                    <m:t>u</m:t>
+                  </m:r>
+                </m:sub>
+              </m:sSub>
+              <m:r>
+                <m:rPr>
+                  <m:sty m:val="p"/>
+                </m:rPr>
+                <m:t>+</m:t>
+              </m:r>
+              <m:sSub>
+                <m:e>
+                  <m:r>
+                    <m:t>w</m:t>
+                  </m:r>
+                </m:e>
+                <m:sub>
+                  <m:r>
+                    <m:t>F</m:t>
+                  </m:r>
+                  <m:r>
+                    <m:t>e</m:t>
+                  </m:r>
+                </m:sub>
+              </m:sSub>
+              <m:r>
+                <m:rPr>
+                  <m:sty m:val="p"/>
+                </m:rPr>
+                <m:t>+</m:t>
+              </m:r>
+              <m:sSub>
+                <m:e>
+                  <m:r>
+                    <m:t>w</m:t>
+                  </m:r>
+                </m:e>
+                <m:sub>
+                  <m:r>
+                    <m:t>R</m:t>
+                  </m:r>
+                  <m:r>
+                    <m:t>o</m:t>
+                  </m:r>
+                </m:sub>
+              </m:sSub>
+            </m:den>
+          </m:f>
+          <m:r>
+            <m:rPr>
+              <m:sty m:val="p"/>
+            </m:rPr>
+            <m:t>,</m:t>
+          </m:r>
+          <m:r>
+            <m:t>  </m:t>
+          </m:r>
+          <m:r>
+            <m:t>j</m:t>
+          </m:r>
+          <m:r>
+            <m:rPr>
+              <m:sty m:val="p"/>
+            </m:rPr>
+            <m:t>∈</m:t>
+          </m:r>
+          <m:r>
+            <m:rPr>
+              <m:sty m:val="p"/>
+            </m:rPr>
+            <m:t>{</m:t>
+          </m:r>
+          <m:r>
+            <m:t>C</m:t>
+          </m:r>
+          <m:r>
+            <m:t>u</m:t>
+          </m:r>
+          <m:r>
+            <m:rPr>
+              <m:sty m:val="p"/>
+            </m:rPr>
+            <m:t>,</m:t>
+          </m:r>
+          <m:r>
+            <m:t>F</m:t>
+          </m:r>
+          <m:r>
+            <m:t>e</m:t>
+          </m:r>
+          <m:r>
+            <m:rPr>
+              <m:sty m:val="p"/>
+            </m:rPr>
+            <m:t>,</m:t>
+          </m:r>
+          <m:r>
+            <m:t>R</m:t>
+          </m:r>
+          <m:r>
+            <m:t>o</m:t>
+          </m:r>
+          <m:r>
+            <m:rPr>
+              <m:sty m:val="p"/>
+            </m:rPr>
+            <m:t>}</m:t>
+          </m:r>
+          <m:r>
+            <m:rPr>
+              <m:sty m:val="p"/>
+            </m:rPr>
+            <m:t>.</m:t>
+          </m:r>
+        </m:oMath>
+      </m:oMathPara>
+    </w:p>
+    <w:p>
+      <w:pPr>
+        <w:pStyle w:val="FirstParagraph"/>
+      </w:pPr>
+      <w:r>
+        <w:rPr>
+          <w:rFonts w:hint="eastAsia"/>
+        </w:rPr>
+        <w:t xml:space="preserve">由此</w:t>
+      </w:r>
+      <m:oMath>
+        <m:sSub>
+          <m:e>
+            <m:r>
+              <m:t>Q</m:t>
+            </m:r>
+          </m:e>
+          <m:sub>
+            <m:r>
+              <m:t>C</m:t>
+            </m:r>
+            <m:r>
+              <m:t>u</m:t>
+            </m:r>
+          </m:sub>
+        </m:sSub>
+        <m:r>
+          <m:rPr>
+            <m:sty m:val="p"/>
+          </m:rPr>
+          <m:t>+</m:t>
+        </m:r>
+        <m:sSub>
+          <m:e>
+            <m:r>
+              <m:t>Q</m:t>
+            </m:r>
+          </m:e>
+          <m:sub>
+            <m:r>
+              <m:t>F</m:t>
+            </m:r>
+            <m:r>
+              <m:t>e</m:t>
+            </m:r>
+          </m:sub>
+        </m:sSub>
+        <m:r>
+          <m:rPr>
+            <m:sty m:val="p"/>
+          </m:rPr>
+          <m:t>+</m:t>
+        </m:r>
+        <m:sSub>
+          <m:e>
+            <m:r>
+              <m:t>Q</m:t>
+            </m:r>
+          </m:e>
+          <m:sub>
+            <m:r>
+              <m:t>R</m:t>
+            </m:r>
+            <m:r>
+              <m:t>o</m:t>
+            </m:r>
+          </m:sub>
+        </m:sSub>
+        <m:r>
+          <m:rPr>
+            <m:sty m:val="p"/>
+          </m:rPr>
+          <m:t>+</m:t>
+        </m:r>
+        <m:sSub>
+          <m:e>
+            <m:r>
+              <m:t>Q</m:t>
+            </m:r>
+          </m:e>
+          <m:sub>
+            <m:r>
+              <m:t>i</m:t>
+            </m:r>
+          </m:sub>
+        </m:sSub>
+        <m:r>
+          <m:rPr>
+            <m:sty m:val="p"/>
+          </m:rPr>
+          <m:t>=</m:t>
+        </m:r>
+        <m:sSub>
+          <m:e>
+            <m:r>
+              <m:t>Q</m:t>
+            </m:r>
+          </m:e>
+          <m:sub>
+            <m:r>
+              <m:t>E</m:t>
+            </m:r>
+            <m:r>
+              <m:t>M</m:t>
+            </m:r>
+            <m:r>
+              <m:t>O</m:t>
+            </m:r>
+            <m:r>
+              <m:t>T</m:t>
+            </m:r>
+          </m:sub>
+        </m:sSub>
+      </m:oMath>
+      <w:r>
+        <w:rPr>
+          <w:rFonts w:hint="eastAsia"/>
+        </w:rPr>
+        <w:t xml:space="preserve">，没有在联合图之上追加一份损耗。原始</w:t>
+      </w:r>
+      <m:oMath>
+        <m:r>
+          <m:t>3</m:t>
+        </m:r>
+        <m:r>
+          <m:t>R</m:t>
+        </m:r>
+        <m:sSubSup>
+          <m:e>
+            <m:r>
+              <m:t>I</m:t>
+            </m:r>
+          </m:e>
+          <m:sub>
+            <m:r>
+              <m:rPr>
+                <m:sty m:val="p"/>
+              </m:rPr>
+              <m:t>*</m:t>
+            </m:r>
+          </m:sub>
+          <m:sup>
+            <m:r>
+              <m:t>2</m:t>
+            </m:r>
+          </m:sup>
+        </m:sSubSup>
+      </m:oMath>
+      <w:r>
+        <w:rPr>
+          <w:rFonts w:hint="eastAsia"/>
+        </w:rPr>
+        <w:t xml:space="preserve">只是权重，归一化后铜热量不再是经真实电流验证的绝对铜耗。接口保留原始权重、代理电流及归一化因子。零预算时全部候选热量为零、归一化因子为NaN。</w:t>
+      </w:r>
+    </w:p>
+    <w:bookmarkEnd w:id="43"/>
+    <w:bookmarkStart w:id="44" w:name="减速器及盘片"/>
+    <w:p>
+      <w:pPr>
+        <w:pStyle w:val="Heading2"/>
+      </w:pPr>
+      <w:r>
+        <w:t xml:space="preserve">9.2 </w:t>
+      </w:r>
+      <w:r>
+        <w:rPr>
+          <w:rFonts w:hint="eastAsia"/>
+        </w:rPr>
+        <w:t xml:space="preserve">减速器及盘片</w:t>
+      </w:r>
+    </w:p>
+    <w:p>
+      <w:pPr>
+        <w:pStyle w:val="FirstParagraph"/>
+      </w:pPr>
+      <w:r>
+        <w:rPr>
+          <w:rFonts w:hint="eastAsia"/>
+        </w:rPr>
+        <w:t xml:space="preserve">保留原方向效率损耗</w:t>
+      </w:r>
+      <m:oMath>
+        <m:sSub>
+          <m:e>
+            <m:r>
+              <m:t>Q</m:t>
+            </m:r>
+          </m:e>
+          <m:sub>
+            <m:r>
+              <m:t>g</m:t>
+            </m:r>
+          </m:sub>
+        </m:sSub>
+      </m:oMath>
+      <w:r>
+        <w:rPr>
+          <w:rFonts w:hint="eastAsia"/>
+        </w:rPr>
+        <w:t xml:space="preserve">。以电机轴角速度</w:t>
+      </w:r>
+      <m:oMath>
+        <m:sSub>
+          <m:e>
+            <m:r>
+              <m:t>ω</m:t>
+            </m:r>
+          </m:e>
+          <m:sub>
+            <m:r>
+              <m:t>m</m:t>
+            </m:r>
+          </m:sub>
+        </m:sSub>
+      </m:oMath>
+      <w:r>
+        <w:rPr>
+          <w:rFonts w:hint="eastAsia"/>
+        </w:rPr>
+        <w:t xml:space="preserve">及轮端传动功率</w:t>
+      </w:r>
+      <m:oMath>
+        <m:sSub>
+          <m:e>
+            <m:r>
+              <m:t>P</m:t>
+            </m:r>
+          </m:e>
+          <m:sub>
+            <m:r>
+              <m:t>w</m:t>
+            </m:r>
+          </m:sub>
+        </m:sSub>
+      </m:oMath>
+      <w:r>
+        <w:rPr>
+          <w:rFonts w:hint="eastAsia"/>
+        </w:rPr>
+        <w:t xml:space="preserve">建立</w:t>
+      </w:r>
+    </w:p>
+    <w:p>
+      <w:pPr>
+        <w:pStyle w:val="BodyText"/>
+      </w:pPr>
+      <m:oMathPara>
+        <m:oMathParaPr>
+          <m:jc m:val="center"/>
+        </m:oMathParaPr>
+        <m:oMath>
+          <m:sSub>
+            <m:e>
+              <m:r>
+                <m:t>w</m:t>
+              </m:r>
+            </m:e>
+            <m:sub>
+              <m:r>
+                <m:t>m</m:t>
+              </m:r>
+              <m:r>
+                <m:t>e</m:t>
+              </m:r>
+              <m:r>
+                <m:t>s</m:t>
+              </m:r>
+              <m:r>
+                <m:t>h</m:t>
+              </m:r>
+            </m:sub>
+          </m:sSub>
+          <m:r>
+            <m:rPr>
+              <m:sty m:val="p"/>
+            </m:rPr>
+            <m:t>=</m:t>
+          </m:r>
+          <m:sSub>
+            <m:e>
+              <m:r>
+                <m:t>a</m:t>
+              </m:r>
+            </m:e>
+            <m:sub>
+              <m:r>
+                <m:t>m</m:t>
+              </m:r>
+            </m:sub>
+          </m:sSub>
+          <m:r>
+            <m:rPr>
+              <m:sty m:val="p"/>
+            </m:rPr>
+            <m:t>|</m:t>
+          </m:r>
+          <m:sSub>
+            <m:e>
+              <m:r>
+                <m:t>P</m:t>
+              </m:r>
+            </m:e>
+            <m:sub>
+              <m:r>
+                <m:t>w</m:t>
+              </m:r>
+            </m:sub>
+          </m:sSub>
+          <m:r>
+            <m:rPr>
+              <m:sty m:val="p"/>
+            </m:rPr>
+            <m:t>|</m:t>
+          </m:r>
+          <m:r>
+            <m:rPr>
+              <m:sty m:val="p"/>
+            </m:rPr>
+            <m:t>,</m:t>
+          </m:r>
+          <m:r>
+            <m:t>  </m:t>
+          </m:r>
+          <m:sSub>
+            <m:e>
+              <m:r>
+                <m:t>w</m:t>
+              </m:r>
+            </m:e>
+            <m:sub>
+              <m:r>
+                <m:t>b</m:t>
+              </m:r>
+            </m:sub>
+          </m:sSub>
+          <m:r>
+            <m:rPr>
+              <m:sty m:val="p"/>
+            </m:rPr>
+            <m:t>=</m:t>
+          </m:r>
+          <m:sSub>
+            <m:e>
+              <m:r>
+                <m:t>τ</m:t>
+              </m:r>
+            </m:e>
+            <m:sub>
+              <m:r>
+                <m:t>b</m:t>
+              </m:r>
+            </m:sub>
+          </m:sSub>
+          <m:sSub>
+            <m:e>
+              <m:r>
+                <m:t>ω</m:t>
+              </m:r>
+            </m:e>
+            <m:sub>
+              <m:r>
+                <m:t>m</m:t>
+              </m:r>
+            </m:sub>
+          </m:sSub>
+          <m:r>
+            <m:rPr>
+              <m:sty m:val="p"/>
+            </m:rPr>
+            <m:t>+</m:t>
+          </m:r>
+          <m:sSub>
+            <m:e>
+              <m:r>
+                <m:t>a</m:t>
+              </m:r>
+            </m:e>
+            <m:sub>
+              <m:r>
+                <m:t>b</m:t>
+              </m:r>
+            </m:sub>
+          </m:sSub>
+          <m:r>
+            <m:rPr>
+              <m:sty m:val="p"/>
+            </m:rPr>
+            <m:t>|</m:t>
+          </m:r>
+          <m:sSub>
+            <m:e>
+              <m:r>
+                <m:t>P</m:t>
+              </m:r>
+            </m:e>
+            <m:sub>
+              <m:r>
+                <m:t>w</m:t>
+              </m:r>
+            </m:sub>
+          </m:sSub>
+          <m:r>
+            <m:rPr>
+              <m:sty m:val="p"/>
+            </m:rPr>
+            <m:t>|</m:t>
+          </m:r>
+          <m:r>
+            <m:rPr>
+              <m:sty m:val="p"/>
+            </m:rPr>
+            <m:t>,</m:t>
+          </m:r>
+        </m:oMath>
+      </m:oMathPara>
+    </w:p>
+    <w:p>
+      <w:pPr>
+        <w:pStyle w:val="FirstParagraph"/>
+      </w:pPr>
+      <m:oMathPara>
+        <m:oMathParaPr>
+          <m:jc m:val="center"/>
+        </m:oMathParaPr>
+        <m:oMath>
+          <m:sSub>
+            <m:e>
+              <m:r>
+                <m:t>w</m:t>
+              </m:r>
+            </m:e>
+            <m:sub>
+              <m:r>
+                <m:t>o</m:t>
+              </m:r>
+            </m:sub>
+          </m:sSub>
+          <m:r>
+            <m:rPr>
+              <m:sty m:val="p"/>
+            </m:rPr>
+            <m:t>=</m:t>
+          </m:r>
+          <m:sSub>
+            <m:e>
+              <m:r>
+                <m:t>k</m:t>
+              </m:r>
+            </m:e>
+            <m:sub>
+              <m:r>
+                <m:t>o</m:t>
+              </m:r>
+            </m:sub>
+          </m:sSub>
+          <m:sSup>
+            <m:e>
+              <m:r>
+                <m:t>x</m:t>
+              </m:r>
+            </m:e>
+            <m:sup>
+              <m:r>
+                <m:t>3</m:t>
+              </m:r>
+            </m:sup>
+          </m:sSup>
+          <m:r>
+            <m:rPr>
+              <m:sty m:val="p"/>
+            </m:rPr>
+            <m:t>+</m:t>
+          </m:r>
+          <m:sSub>
+            <m:e>
+              <m:r>
+                <m:t>τ</m:t>
+              </m:r>
+            </m:e>
+            <m:sub>
+              <m:r>
+                <m:t>s</m:t>
+              </m:r>
+            </m:sub>
+          </m:sSub>
+          <m:sSub>
+            <m:e>
+              <m:r>
+                <m:t>ω</m:t>
+              </m:r>
+            </m:e>
+            <m:sub>
+              <m:r>
+                <m:t>m</m:t>
+              </m:r>
+            </m:sub>
+          </m:sSub>
+          <m:r>
+            <m:rPr>
+              <m:sty m:val="p"/>
+            </m:rPr>
+            <m:t>,</m:t>
+          </m:r>
+          <m:r>
+            <m:t>  </m:t>
+          </m:r>
+          <m:sSub>
+            <m:e>
+              <m:r>
+                <m:t>Q</m:t>
+              </m:r>
+            </m:e>
+            <m:sub>
+              <m:r>
+                <m:t>g</m:t>
+              </m:r>
+              <m:r>
+                <m:rPr>
+                  <m:sty m:val="p"/>
+                </m:rPr>
+                <m:t>,</m:t>
+              </m:r>
+              <m:r>
+                <m:t>j</m:t>
+              </m:r>
+            </m:sub>
+          </m:sSub>
+          <m:r>
+            <m:rPr>
+              <m:sty m:val="p"/>
+            </m:rPr>
+            <m:t>=</m:t>
+          </m:r>
+          <m:sSub>
+            <m:e>
+              <m:r>
+                <m:t>Q</m:t>
+              </m:r>
+            </m:e>
+            <m:sub>
+              <m:r>
+                <m:t>g</m:t>
+              </m:r>
+            </m:sub>
+          </m:sSub>
+          <m:f>
+            <m:fPr>
+              <m:type m:val="bar"/>
+            </m:fPr>
+            <m:num>
+              <m:sSub>
+                <m:e>
+                  <m:r>
+                    <m:t>w</m:t>
+                  </m:r>
+                </m:e>
+                <m:sub>
+                  <m:r>
+                    <m:t>j</m:t>
+                  </m:r>
+                </m:sub>
+              </m:sSub>
+            </m:num>
+            <m:den>
+              <m:nary>
+                <m:naryPr>
+                  <m:chr m:val="∑"/>
+                  <m:limLoc m:val="undOvr"/>
+                  <m:subHide m:val="off"/>
+                  <m:supHide m:val="on"/>
+                </m:naryPr>
+                <m:sub>
+                  <m:r>
+                    <m:t>k</m:t>
+                  </m:r>
+                </m:sub>
+                <m:sup>
+                  <m:r>
+                    <m:t>​</m:t>
+                  </m:r>
+                </m:sup>
+                <m:e>
+                  <m:sSub>
+                    <m:e>
+                      <m:r>
+                        <m:t>w</m:t>
+                      </m:r>
+                    </m:e>
+                    <m:sub>
+                      <m:r>
+                        <m:t>k</m:t>
+                      </m:r>
+                    </m:sub>
+                  </m:sSub>
+                </m:e>
+              </m:nary>
+            </m:den>
+          </m:f>
+          <m:r>
+            <m:rPr>
+              <m:sty m:val="p"/>
+            </m:rPr>
+            <m:t>.</m:t>
+          </m:r>
+        </m:oMath>
+      </m:oMathPara>
+    </w:p>
+    <w:p>
+      <w:pPr>
+        <w:pStyle w:val="FirstParagraph"/>
+      </w:pPr>
+      <w:r>
+        <w:rPr>
+          <w:rFonts w:hint="eastAsia"/>
+        </w:rPr>
+        <w:t xml:space="preserve">载荷比例及摩擦转矩功率有公开方法支持；速度三次是固定阻力系数近似下的探索性形状，</w:t>
+      </w:r>
+      <w:r>
+        <w:rPr>
+          <w:rFonts w:hint="eastAsia"/>
+          <w:b/>
+          <w:bCs/>
+        </w:rPr>
+        <w:t xml:space="preserve">不是复现Corley文中的搅油关联式</w:t>
+      </w:r>
+      <w:r>
+        <w:rPr>
+          <w:rFonts w:hint="eastAsia"/>
+        </w:rPr>
+        <w:t xml:space="preserve">。系数全部S3，折算到电机轴。原模型零传功时</w:t>
+      </w:r>
+      <m:oMath>
+        <m:sSub>
+          <m:e>
+            <m:r>
+              <m:t>Q</m:t>
+            </m:r>
+          </m:e>
+          <m:sub>
+            <m:r>
+              <m:t>g</m:t>
+            </m:r>
+          </m:sub>
+        </m:sSub>
+        <m:r>
+          <m:rPr>
+            <m:sty m:val="p"/>
+          </m:rPr>
+          <m:t>=</m:t>
+        </m:r>
+        <m:r>
+          <m:t>0</m:t>
+        </m:r>
+      </m:oMath>
+      <w:r>
+        <w:rPr>
+          <w:rFonts w:hint="eastAsia"/>
+        </w:rPr>
+        <w:t xml:space="preserve">，仍遗漏真实空载搅油/拖曳，不能把权重再当额外热量叠加。</w:t>
+      </w:r>
+    </w:p>
+    <w:p>
+      <w:pPr>
+        <w:pStyle w:val="BodyText"/>
+      </w:pPr>
+      <w:r>
+        <w:rPr>
+          <w:rFonts w:hint="eastAsia"/>
+        </w:rPr>
+        <w:t xml:space="preserve">盘片沿用</w:t>
+      </w:r>
+      <m:oMath>
+        <m:sSub>
+          <m:e>
+            <m:r>
+              <m:t>Q</m:t>
+            </m:r>
+          </m:e>
+          <m:sub>
+            <m:r>
+              <m:t>d</m:t>
+            </m:r>
+          </m:sub>
+        </m:sSub>
+        <m:r>
+          <m:rPr>
+            <m:sty m:val="p"/>
+          </m:rPr>
+          <m:t>=</m:t>
+        </m:r>
+        <m:r>
+          <m:t>β</m:t>
+        </m:r>
+        <m:sSub>
+          <m:e>
+            <m:r>
+              <m:t>P</m:t>
+            </m:r>
+          </m:e>
+          <m:sub>
+            <m:r>
+              <m:t>f</m:t>
+            </m:r>
+          </m:sub>
+        </m:sSub>
+      </m:oMath>
+      <w:r>
+        <w:t xml:space="preserve">、</w:t>
+      </w:r>
+      <m:oMath>
+        <m:sSub>
+          <m:e>
+            <m:r>
+              <m:t>Q</m:t>
+            </m:r>
+          </m:e>
+          <m:sub>
+            <m:r>
+              <m:t>p</m:t>
+            </m:r>
+          </m:sub>
+        </m:sSub>
+        <m:r>
+          <m:rPr>
+            <m:sty m:val="p"/>
+          </m:rPr>
+          <m:t>=</m:t>
+        </m:r>
+        <m:r>
+          <m:rPr>
+            <m:sty m:val="p"/>
+          </m:rPr>
+          <m:t>(</m:t>
+        </m:r>
+        <m:r>
+          <m:t>1</m:t>
+        </m:r>
+        <m:r>
+          <m:rPr>
+            <m:sty m:val="p"/>
+          </m:rPr>
+          <m:t>−</m:t>
+        </m:r>
+        <m:r>
+          <m:t>β</m:t>
+        </m:r>
+        <m:r>
+          <m:rPr>
+            <m:sty m:val="p"/>
+          </m:rPr>
+          <m:t>)</m:t>
+        </m:r>
+        <m:sSub>
+          <m:e>
+            <m:r>
+              <m:t>P</m:t>
+            </m:r>
+          </m:e>
+          <m:sub>
+            <m:r>
+              <m:t>f</m:t>
+            </m:r>
+          </m:sub>
+        </m:sSub>
+      </m:oMath>
+      <w:r>
+        <w:rPr>
+          <w:rFonts w:hint="eastAsia"/>
+        </w:rPr>
+        <w:t xml:space="preserve">。热逸散率</w:t>
+      </w:r>
+      <m:oMath>
+        <m:r>
+          <m:t>e</m:t>
+        </m:r>
+        <m:r>
+          <m:rPr>
+            <m:sty m:val="p"/>
+          </m:rPr>
+          <m:t>=</m:t>
+        </m:r>
+        <m:rad>
+          <m:radPr>
+            <m:degHide m:val="on"/>
+          </m:radPr>
+          <m:deg/>
+          <m:e>
+            <m:r>
+              <m:t>k</m:t>
+            </m:r>
+            <m:r>
+              <m:t>ρ</m:t>
+            </m:r>
+            <m:sSub>
+              <m:e>
+                <m:r>
+                  <m:t>c</m:t>
+                </m:r>
+              </m:e>
+              <m:sub>
+                <m:r>
+                  <m:t>p</m:t>
+                </m:r>
+              </m:sub>
+            </m:sSub>
+          </m:e>
+        </m:rad>
+      </m:oMath>
+      <w:r>
+        <w:t xml:space="preserve">、</w:t>
+      </w:r>
+      <m:oMath>
+        <m:r>
+          <m:t>β</m:t>
+        </m:r>
+        <m:r>
+          <m:rPr>
+            <m:sty m:val="p"/>
+          </m:rPr>
+          <m:t>=</m:t>
+        </m:r>
+        <m:sSub>
+          <m:e>
+            <m:r>
+              <m:t>e</m:t>
+            </m:r>
+          </m:e>
+          <m:sub>
+            <m:r>
+              <m:t>d</m:t>
+            </m:r>
+          </m:sub>
+        </m:sSub>
+        <m:r>
+          <m:rPr>
+            <m:sty m:val="p"/>
+          </m:rPr>
+          <m:t>/</m:t>
+        </m:r>
+        <m:r>
+          <m:rPr>
+            <m:sty m:val="p"/>
+          </m:rPr>
+          <m:t>(</m:t>
+        </m:r>
+        <m:sSub>
+          <m:e>
+            <m:r>
+              <m:t>e</m:t>
+            </m:r>
+          </m:e>
+          <m:sub>
+            <m:r>
+              <m:t>d</m:t>
+            </m:r>
+          </m:sub>
+        </m:sSub>
+        <m:r>
+          <m:rPr>
+            <m:sty m:val="p"/>
+          </m:rPr>
+          <m:t>+</m:t>
+        </m:r>
+        <m:sSub>
+          <m:e>
+            <m:r>
+              <m:t>e</m:t>
+            </m:r>
+          </m:e>
+          <m:sub>
+            <m:r>
+              <m:t>p</m:t>
+            </m:r>
+          </m:sub>
+        </m:sSub>
+        <m:r>
+          <m:rPr>
+            <m:sty m:val="p"/>
+          </m:rPr>
+          <m:t>)</m:t>
+        </m:r>
+      </m:oMath>
+      <w:r>
+        <w:rPr>
+          <w:rFonts w:hint="eastAsia"/>
+        </w:rPr>
+        <w:t xml:space="preserve">支持分配方法，但材料、运动接触与热阻未知，</w:t>
+      </w:r>
+      <m:oMath>
+        <m:r>
+          <m:t>β</m:t>
+        </m:r>
+        <m:r>
+          <m:rPr>
+            <m:sty m:val="p"/>
+          </m:rPr>
+          <m:t>=</m:t>
+        </m:r>
+        <m:r>
+          <m:t>0.90</m:t>
+        </m:r>
+      </m:oMath>
+      <w:r>
+        <w:rPr>
+          <w:rFonts w:hint="eastAsia"/>
+        </w:rPr>
+        <w:t xml:space="preserve">和0.85–0.95扫描仍是S3。</w:t>
+      </w:r>
+    </w:p>
+    <w:bookmarkEnd w:id="44"/>
+    <w:bookmarkEnd w:id="45"/>
+    <w:bookmarkStart w:id="58" w:name="不确定性与实际敏感性结果"/>
+    <w:p>
+      <w:pPr>
+        <w:pStyle w:val="Heading1"/>
+      </w:pPr>
+      <w:r>
+        <w:t xml:space="preserve">10. </w:t>
+      </w:r>
+      <w:r>
+        <w:rPr>
+          <w:rFonts w:hint="eastAsia"/>
+        </w:rPr>
+        <w:t xml:space="preserve">不确定性与实际敏感性结果</w:t>
+      </w:r>
+    </w:p>
+    <w:p>
+      <w:pPr>
+        <w:pStyle w:val="FirstParagraph"/>
+      </w:pPr>
+      <w:r>
+        <w:rPr>
+          <w:rFonts w:hint="eastAsia"/>
+        </w:rPr>
+        <w:t xml:space="preserve">16项参数均以“下界/候选/上界”保存；</w:t>
+      </w:r>
+      <w:r>
+        <w:rPr>
+          <w:rFonts w:hint="eastAsia"/>
+          <w:b/>
+          <w:bCs/>
+        </w:rPr>
+        <w:t xml:space="preserve">所有区间数值均为S3探索性选择，不是文献给出的MG2标定区间或概率分布</w:t>
+      </w:r>
+      <w:r>
+        <w:rPr>
+          <w:rFonts w:hint="eastAsia"/>
+        </w:rPr>
+        <w:t xml:space="preserve">。例如转矩常数代理0.50/0.70/0.90Nm/Arms、温度40/100/140°C、回退逆变器比0.05/0.15/0.35、盘比0.85/0.90/0.95。完整值、量纲和选择依据见配置及资料审查。真实资料支持规律或电阻标量，不会使整体预测自动升级为S1。</w:t>
+      </w:r>
+    </w:p>
+    <w:bookmarkStart w:id="46" w:name="条件上下界"/>
+    <w:p>
+      <w:pPr>
+        <w:pStyle w:val="Heading2"/>
+      </w:pPr>
+      <w:r>
+        <w:t xml:space="preserve">10.1 </w:t>
+      </w:r>
+      <w:r>
+        <w:rPr>
+          <w:rFonts w:hint="eastAsia"/>
+        </w:rPr>
+        <w:t xml:space="preserve">条件上下界</w:t>
+      </w:r>
+    </w:p>
+    <w:p>
+      <w:pPr>
+        <w:pStyle w:val="FirstParagraph"/>
+      </w:pPr>
+      <w:r>
+        <w:rPr>
+          <w:rFonts w:hint="eastAsia"/>
+        </w:rPr>
+        <w:t xml:space="preserve">正权重单调分式构造逐时包络，例如</w:t>
+      </w:r>
+    </w:p>
+    <w:p>
+      <w:pPr>
+        <w:pStyle w:val="BodyText"/>
+      </w:pPr>
+      <m:oMathPara>
+        <m:oMathParaPr>
+          <m:jc m:val="center"/>
+        </m:oMathParaPr>
+        <m:oMath>
+          <m:sSub>
+            <m:e>
+              <m:r>
+                <m:t>Q</m:t>
+              </m:r>
+            </m:e>
+            <m:sub>
+              <m:r>
+                <m:t>C</m:t>
+              </m:r>
+              <m:r>
+                <m:t>u</m:t>
+              </m:r>
+              <m:r>
+                <m:rPr>
+                  <m:sty m:val="p"/>
+                </m:rPr>
+                <m:t>,</m:t>
+              </m:r>
+              <m:r>
+                <m:t>l</m:t>
+              </m:r>
+              <m:r>
+                <m:t>o</m:t>
+              </m:r>
+            </m:sub>
+          </m:sSub>
+          <m:r>
+            <m:rPr>
+              <m:sty m:val="p"/>
+            </m:rPr>
+            <m:t>=</m:t>
+          </m:r>
+          <m:sSub>
+            <m:e>
+              <m:r>
+                <m:t>Q</m:t>
+              </m:r>
+            </m:e>
+            <m:sub>
+              <m:r>
+                <m:t>E</m:t>
+              </m:r>
+              <m:r>
+                <m:t>M</m:t>
+              </m:r>
+              <m:r>
+                <m:t>O</m:t>
+              </m:r>
+              <m:r>
+                <m:t>T</m:t>
+              </m:r>
+            </m:sub>
+          </m:sSub>
+          <m:r>
+            <m:rPr>
+              <m:sty m:val="p"/>
+            </m:rPr>
+            <m:t>(</m:t>
+          </m:r>
+          <m:r>
+            <m:t>1</m:t>
+          </m:r>
+          <m:r>
+            <m:rPr>
+              <m:sty m:val="p"/>
+            </m:rPr>
+            <m:t>−</m:t>
+          </m:r>
+          <m:sSub>
+            <m:e>
+              <m:r>
+                <m:t>f</m:t>
+              </m:r>
+            </m:e>
+            <m:sub>
+              <m:r>
+                <m:t>i</m:t>
+              </m:r>
+              <m:r>
+                <m:rPr>
+                  <m:sty m:val="p"/>
+                </m:rPr>
+                <m:t>,</m:t>
+              </m:r>
+              <m:r>
+                <m:t>h</m:t>
+              </m:r>
+              <m:r>
+                <m:t>i</m:t>
+              </m:r>
+            </m:sub>
+          </m:sSub>
+          <m:r>
+            <m:rPr>
+              <m:sty m:val="p"/>
+            </m:rPr>
+            <m:t>)</m:t>
+          </m:r>
+          <m:f>
+            <m:fPr>
+              <m:type m:val="bar"/>
+            </m:fPr>
+            <m:num>
+              <m:sSub>
+                <m:e>
+                  <m:r>
+                    <m:t>w</m:t>
+                  </m:r>
+                </m:e>
+                <m:sub>
+                  <m:r>
+                    <m:t>C</m:t>
+                  </m:r>
+                  <m:r>
+                    <m:t>u</m:t>
+                  </m:r>
+                  <m:r>
+                    <m:rPr>
+                      <m:sty m:val="p"/>
+                    </m:rPr>
+                    <m:t>,</m:t>
+                  </m:r>
+                  <m:r>
+                    <m:t>l</m:t>
+                  </m:r>
+                  <m:r>
+                    <m:t>o</m:t>
+                  </m:r>
+                </m:sub>
+              </m:sSub>
+            </m:num>
+            <m:den>
+              <m:sSub>
+                <m:e>
+                  <m:r>
+                    <m:t>w</m:t>
+                  </m:r>
+                </m:e>
+                <m:sub>
+                  <m:r>
+                    <m:t>C</m:t>
+                  </m:r>
+                  <m:r>
+                    <m:t>u</m:t>
+                  </m:r>
+                  <m:r>
+                    <m:rPr>
+                      <m:sty m:val="p"/>
+                    </m:rPr>
+                    <m:t>,</m:t>
+                  </m:r>
+                  <m:r>
+                    <m:t>l</m:t>
+                  </m:r>
+                  <m:r>
+                    <m:t>o</m:t>
+                  </m:r>
+                </m:sub>
+              </m:sSub>
+              <m:r>
+                <m:rPr>
+                  <m:sty m:val="p"/>
+                </m:rPr>
+                <m:t>+</m:t>
+              </m:r>
+              <m:sSub>
+                <m:e>
+                  <m:r>
+                    <m:t>w</m:t>
+                  </m:r>
+                </m:e>
+                <m:sub>
+                  <m:r>
+                    <m:t>F</m:t>
+                  </m:r>
+                  <m:r>
+                    <m:t>e</m:t>
+                  </m:r>
+                  <m:r>
+                    <m:rPr>
+                      <m:sty m:val="p"/>
+                    </m:rPr>
+                    <m:t>,</m:t>
+                  </m:r>
+                  <m:r>
+                    <m:t>h</m:t>
+                  </m:r>
+                  <m:r>
+                    <m:t>i</m:t>
+                  </m:r>
+                </m:sub>
+              </m:sSub>
+              <m:r>
+                <m:rPr>
+                  <m:sty m:val="p"/>
+                </m:rPr>
+                <m:t>+</m:t>
+              </m:r>
+              <m:sSub>
+                <m:e>
+                  <m:r>
+                    <m:t>w</m:t>
+                  </m:r>
+                </m:e>
+                <m:sub>
+                  <m:r>
+                    <m:t>R</m:t>
+                  </m:r>
+                  <m:r>
+                    <m:t>o</m:t>
+                  </m:r>
+                  <m:r>
+                    <m:rPr>
+                      <m:sty m:val="p"/>
+                    </m:rPr>
+                    <m:t>,</m:t>
+                  </m:r>
+                  <m:r>
+                    <m:t>h</m:t>
+                  </m:r>
+                  <m:r>
+                    <m:t>i</m:t>
+                  </m:r>
+                </m:sub>
+              </m:sSub>
+            </m:den>
+          </m:f>
+          <m:r>
+            <m:rPr>
+              <m:sty m:val="p"/>
+            </m:rPr>
+            <m:t>,</m:t>
+          </m:r>
+        </m:oMath>
+      </m:oMathPara>
+    </w:p>
+    <w:p>
+      <w:pPr>
+        <w:pStyle w:val="FirstParagraph"/>
+      </w:pPr>
+      <m:oMathPara>
+        <m:oMathParaPr>
+          <m:jc m:val="center"/>
+        </m:oMathParaPr>
+        <m:oMath>
+          <m:sSub>
+            <m:e>
+              <m:r>
+                <m:t>Q</m:t>
+              </m:r>
+            </m:e>
+            <m:sub>
+              <m:r>
+                <m:t>C</m:t>
+              </m:r>
+              <m:r>
+                <m:t>u</m:t>
+              </m:r>
+              <m:r>
+                <m:rPr>
+                  <m:sty m:val="p"/>
+                </m:rPr>
+                <m:t>,</m:t>
+              </m:r>
+              <m:r>
+                <m:t>h</m:t>
+              </m:r>
+              <m:r>
+                <m:t>i</m:t>
+              </m:r>
+            </m:sub>
+          </m:sSub>
+          <m:r>
+            <m:rPr>
+              <m:sty m:val="p"/>
+            </m:rPr>
+            <m:t>=</m:t>
+          </m:r>
+          <m:sSub>
+            <m:e>
+              <m:r>
+                <m:t>Q</m:t>
+              </m:r>
+            </m:e>
+            <m:sub>
+              <m:r>
+                <m:t>E</m:t>
+              </m:r>
+              <m:r>
+                <m:t>M</m:t>
+              </m:r>
+              <m:r>
+                <m:t>O</m:t>
+              </m:r>
+              <m:r>
+                <m:t>T</m:t>
+              </m:r>
+            </m:sub>
+          </m:sSub>
+          <m:r>
+            <m:rPr>
+              <m:sty m:val="p"/>
+            </m:rPr>
+            <m:t>(</m:t>
+          </m:r>
+          <m:r>
+            <m:t>1</m:t>
+          </m:r>
+          <m:r>
+            <m:rPr>
+              <m:sty m:val="p"/>
+            </m:rPr>
+            <m:t>−</m:t>
+          </m:r>
+          <m:sSub>
+            <m:e>
+              <m:r>
+                <m:t>f</m:t>
+              </m:r>
+            </m:e>
+            <m:sub>
+              <m:r>
+                <m:t>i</m:t>
+              </m:r>
+              <m:r>
+                <m:rPr>
+                  <m:sty m:val="p"/>
+                </m:rPr>
+                <m:t>,</m:t>
+              </m:r>
+              <m:r>
+                <m:t>l</m:t>
+              </m:r>
+              <m:r>
+                <m:t>o</m:t>
+              </m:r>
+            </m:sub>
+          </m:sSub>
+          <m:r>
+            <m:rPr>
+              <m:sty m:val="p"/>
+            </m:rPr>
+            <m:t>)</m:t>
+          </m:r>
+          <m:f>
+            <m:fPr>
+              <m:type m:val="bar"/>
+            </m:fPr>
+            <m:num>
+              <m:sSub>
+                <m:e>
+                  <m:r>
+                    <m:t>w</m:t>
+                  </m:r>
+                </m:e>
+                <m:sub>
+                  <m:r>
+                    <m:t>C</m:t>
+                  </m:r>
+                  <m:r>
+                    <m:t>u</m:t>
+                  </m:r>
+                  <m:r>
+                    <m:rPr>
+                      <m:sty m:val="p"/>
+                    </m:rPr>
+                    <m:t>,</m:t>
+                  </m:r>
+                  <m:r>
+                    <m:t>h</m:t>
+                  </m:r>
+                  <m:r>
+                    <m:t>i</m:t>
+                  </m:r>
+                </m:sub>
+              </m:sSub>
+            </m:num>
+            <m:den>
+              <m:sSub>
+                <m:e>
+                  <m:r>
+                    <m:t>w</m:t>
+                  </m:r>
+                </m:e>
+                <m:sub>
+                  <m:r>
+                    <m:t>C</m:t>
+                  </m:r>
+                  <m:r>
+                    <m:t>u</m:t>
+                  </m:r>
+                  <m:r>
+                    <m:rPr>
+                      <m:sty m:val="p"/>
+                    </m:rPr>
+                    <m:t>,</m:t>
+                  </m:r>
+                  <m:r>
+                    <m:t>h</m:t>
+                  </m:r>
+                  <m:r>
+                    <m:t>i</m:t>
+                  </m:r>
+                </m:sub>
+              </m:sSub>
+              <m:r>
+                <m:rPr>
+                  <m:sty m:val="p"/>
+                </m:rPr>
+                <m:t>+</m:t>
+              </m:r>
+              <m:sSub>
+                <m:e>
+                  <m:r>
+                    <m:t>w</m:t>
+                  </m:r>
+                </m:e>
+                <m:sub>
+                  <m:r>
+                    <m:t>F</m:t>
+                  </m:r>
+                  <m:r>
+                    <m:t>e</m:t>
+                  </m:r>
+                  <m:r>
+                    <m:rPr>
+                      <m:sty m:val="p"/>
+                    </m:rPr>
+                    <m:t>,</m:t>
+                  </m:r>
+                  <m:r>
+                    <m:t>l</m:t>
+                  </m:r>
+                  <m:r>
+                    <m:t>o</m:t>
+                  </m:r>
+                </m:sub>
+              </m:sSub>
+              <m:r>
+                <m:rPr>
+                  <m:sty m:val="p"/>
+                </m:rPr>
+                <m:t>+</m:t>
+              </m:r>
+              <m:sSub>
+                <m:e>
+                  <m:r>
+                    <m:t>w</m:t>
+                  </m:r>
+                </m:e>
+                <m:sub>
+                  <m:r>
+                    <m:t>R</m:t>
+                  </m:r>
+                  <m:r>
+                    <m:t>o</m:t>
+                  </m:r>
+                  <m:r>
+                    <m:rPr>
+                      <m:sty m:val="p"/>
+                    </m:rPr>
+                    <m:t>,</m:t>
+                  </m:r>
+                  <m:r>
+                    <m:t>l</m:t>
+                  </m:r>
+                  <m:r>
+                    <m:t>o</m:t>
+                  </m:r>
+                </m:sub>
+              </m:sSub>
+            </m:den>
+          </m:f>
+          <m:r>
+            <m:rPr>
+              <m:sty m:val="p"/>
+            </m:rPr>
+            <m:t>.</m:t>
+          </m:r>
+        </m:oMath>
+      </m:oMathPara>
+    </w:p>
+    <w:p>
+      <w:pPr>
+        <w:pStyle w:val="FirstParagraph"/>
+      </w:pPr>
+      <w:r>
+        <w:rPr>
+          <w:rFonts w:hint="eastAsia"/>
+        </w:rPr>
+        <w:t xml:space="preserve">其余分项同理，零预算显式处理。这是</w:t>
+      </w:r>
+      <w:r>
+        <w:rPr>
+          <w:rFonts w:hint="eastAsia"/>
+          <w:b/>
+          <w:bCs/>
+        </w:rPr>
+        <w:t xml:space="preserve">给定参数盒、联合与传动总损耗固定的条件包络</w:t>
+      </w:r>
+      <w:r>
+        <w:rPr>
+          <w:rFonts w:hint="eastAsia"/>
+        </w:rPr>
+        <w:t xml:space="preserve">，不是统计置信区间。各分项极值通常对应不同参数组合，不能把全部上界拼成守恒时序；未来温度敏感性应使用同一组参数重算所有分项。本次未覆盖联合地图总损耗和0.96效率自身的真实误差。</w:t>
+      </w:r>
+    </w:p>
+    <w:bookmarkEnd w:id="46"/>
+    <w:bookmarkStart w:id="50" w:name="名义分配与区间单侧kj"/>
+    <w:p>
+      <w:pPr>
+        <w:pStyle w:val="Heading2"/>
+      </w:pPr>
+      <w:r>
+        <w:t xml:space="preserve">10.2 </w:t>
+      </w:r>
+      <w:r>
+        <w:rPr>
+          <w:rFonts w:hint="eastAsia"/>
+        </w:rPr>
+        <w:t xml:space="preserve">名义分配与区间（单侧，kJ）</w:t>
+      </w:r>
+    </w:p>
+    <w:p>
+      <w:pPr>
+        <w:pStyle w:val="FirstParagraph"/>
+      </w:pPr>
+      <w:r>
+        <w:rPr>
+          <w:rFonts w:hint="eastAsia"/>
+        </w:rPr>
+        <w:t xml:space="preserve">代表制动为100→0km/h、0.6g、含路阻、整车30kW限充；短驱动为0→80km/h、0.15g。括号为各分项独立包络积分，不是同时可达的总上/下界。</w:t>
+      </w:r>
+    </w:p>
+    <w:tbl>
+      <w:tblPr>
+        <w:tblStyle w:val="Table"/>
+        <w:tblW w:type="auto" w:w="0"/>
+        <w:tblLook w:firstRow="1" w:lastRow="0" w:firstColumn="0" w:lastColumn="0" w:noHBand="0" w:noVBand="0" w:val="0020"/>
+      </w:tblPr>
+      <w:tblGrid>
+        <w:gridCol w:w="2640"/>
+        <w:gridCol w:w="2640"/>
+        <w:gridCol w:w="2640"/>
+      </w:tblGrid>
+      <w:tr>
+        <w:trPr>
+          <w:tblHeader w:val="on"/>
+          <w:cantSplit/>
+        </w:trPr>
+        <w:tc>
+          <w:tcPr>
+            <w:shd w:fill="EAF0F7"/>
+          </w:tcPr>
+          <w:p>
+            <w:pPr>
+              <w:pStyle w:val="Compact"/>
+              <w:spacing w:after="60" w:line="252" w:lineRule="auto"/>
+            </w:pPr>
+            <w:r>
+              <w:rPr>
+                <w:rFonts w:hint="eastAsia"/>
+                <w:b/>
+                <w:sz w:val="19"/>
+              </w:rPr>
+              <w:t xml:space="preserve">分项</w:t>
+            </w:r>
+          </w:p>
+        </w:tc>
+        <w:tc>
+          <w:tcPr>
+            <w:shd w:fill="EAF0F7"/>
+          </w:tcPr>
+          <w:p>
+            <w:pPr>
+              <w:pStyle w:val="Compact"/>
+              <w:spacing w:after="60" w:line="252" w:lineRule="auto"/>
+            </w:pPr>
+            <w:r>
+              <w:rPr>
+                <w:rFonts w:hint="eastAsia"/>
+                <w:b/>
+                <w:sz w:val="19"/>
+              </w:rPr>
+              <w:t xml:space="preserve">制动名义（下–上）</w:t>
+            </w:r>
+          </w:p>
+        </w:tc>
+        <w:tc>
+          <w:tcPr>
+            <w:shd w:fill="EAF0F7"/>
+          </w:tcPr>
+          <w:p>
+            <w:pPr>
+              <w:pStyle w:val="Compact"/>
+              <w:spacing w:after="60" w:line="252" w:lineRule="auto"/>
+            </w:pPr>
+            <w:r>
+              <w:rPr>
+                <w:rFonts w:hint="eastAsia"/>
+                <w:b/>
+                <w:sz w:val="19"/>
+              </w:rPr>
+              <w:t xml:space="preserve">短驱动名义（下–上）</w:t>
+            </w:r>
+          </w:p>
+        </w:tc>
+      </w:tr>
+      <w:tr>
+        <w:trPr>
+          <w:cantSplit/>
+        </w:trPr>
+        <w:tc>
+          <w:tcPr/>
+          <w:p>
+            <w:pPr>
+              <w:pStyle w:val="Compact"/>
+              <w:spacing w:after="60" w:line="252" w:lineRule="auto"/>
+            </w:pPr>
+            <w:r>
+              <w:rPr>
+                <w:rFonts w:hint="eastAsia"/>
+                <w:sz w:val="19"/>
+              </w:rPr>
+              <w:t xml:space="preserve">铜耗候选</w:t>
+            </w:r>
+          </w:p>
+        </w:tc>
+        <w:tc>
+          <w:tcPr/>
+          <w:p>
+            <w:pPr>
+              <w:pStyle w:val="Compact"/>
+              <w:spacing w:after="60" w:line="252" w:lineRule="auto"/>
+            </w:pPr>
+            <w:r>
+              <w:rPr>
+                <w:rFonts w:hint="eastAsia"/>
+                <w:sz w:val="19"/>
+              </w:rPr>
+              <w:t xml:space="preserve">4.549（2.518–6.035）</w:t>
+            </w:r>
+          </w:p>
+        </w:tc>
+        <w:tc>
+          <w:tcPr/>
+          <w:p>
+            <w:pPr>
+              <w:pStyle w:val="Compact"/>
+              <w:spacing w:after="60" w:line="252" w:lineRule="auto"/>
+            </w:pPr>
+            <w:r>
+              <w:rPr>
+                <w:rFonts w:hint="eastAsia"/>
+                <w:sz w:val="19"/>
+              </w:rPr>
+              <w:t xml:space="preserve">12.693（8.470–15.291）</w:t>
+            </w:r>
+          </w:p>
+        </w:tc>
+      </w:tr>
+      <w:tr>
+        <w:trPr>
+          <w:cantSplit/>
+        </w:trPr>
+        <w:tc>
+          <w:tcPr/>
+          <w:p>
+            <w:pPr>
+              <w:pStyle w:val="Compact"/>
+              <w:spacing w:after="60" w:line="252" w:lineRule="auto"/>
+            </w:pPr>
+            <w:r>
+              <w:rPr>
+                <w:rFonts w:hint="eastAsia"/>
+                <w:sz w:val="19"/>
+              </w:rPr>
+              <w:t xml:space="preserve">定子铁损候选</w:t>
+            </w:r>
+          </w:p>
+        </w:tc>
+        <w:tc>
+          <w:tcPr/>
+          <w:p>
+            <w:pPr>
+              <w:pStyle w:val="Compact"/>
+              <w:spacing w:after="60" w:line="252" w:lineRule="auto"/>
+            </w:pPr>
+            <w:r>
+              <w:rPr>
+                <w:rFonts w:hint="eastAsia"/>
+                <w:sz w:val="19"/>
+              </w:rPr>
+              <w:t xml:space="preserve">0.885（0.131–2.316）</w:t>
+            </w:r>
+          </w:p>
+        </w:tc>
+        <w:tc>
+          <w:tcPr/>
+          <w:p>
+            <w:pPr>
+              <w:pStyle w:val="Compact"/>
+              <w:spacing w:after="60" w:line="252" w:lineRule="auto"/>
+            </w:pPr>
+            <w:r>
+              <w:rPr>
+                <w:rFonts w:hint="eastAsia"/>
+                <w:sz w:val="19"/>
+              </w:rPr>
+              <w:t xml:space="preserve">0.943（0.140–3.652）</w:t>
+            </w:r>
+          </w:p>
+        </w:tc>
+      </w:tr>
+      <w:tr>
+        <w:trPr>
+          <w:cantSplit/>
+        </w:trPr>
+        <w:tc>
+          <w:tcPr/>
+          <w:p>
+            <w:pPr>
+              <w:pStyle w:val="Compact"/>
+              <w:spacing w:after="60" w:line="252" w:lineRule="auto"/>
+            </w:pPr>
+            <w:r>
+              <w:rPr>
+                <w:rFonts w:hint="eastAsia"/>
+                <w:sz w:val="19"/>
+              </w:rPr>
+              <w:t xml:space="preserve">转子/其他合并候选</w:t>
+            </w:r>
+          </w:p>
+        </w:tc>
+        <w:tc>
+          <w:tcPr/>
+          <w:p>
+            <w:pPr>
+              <w:pStyle w:val="Compact"/>
+              <w:spacing w:after="60" w:line="252" w:lineRule="auto"/>
+            </w:pPr>
+            <w:r>
+              <w:rPr>
+                <w:rFonts w:hint="eastAsia"/>
+                <w:sz w:val="19"/>
+              </w:rPr>
+              <w:t xml:space="preserve">0.183（0.017–0.982）</w:t>
+            </w:r>
+          </w:p>
+        </w:tc>
+        <w:tc>
+          <w:tcPr/>
+          <w:p>
+            <w:pPr>
+              <w:pStyle w:val="Compact"/>
+              <w:spacing w:after="60" w:line="252" w:lineRule="auto"/>
+            </w:pPr>
+            <w:r>
+              <w:rPr>
+                <w:rFonts w:hint="eastAsia"/>
+                <w:sz w:val="19"/>
+              </w:rPr>
+              <w:t xml:space="preserve">0.204（0.023–1.266）</w:t>
+            </w:r>
+          </w:p>
+        </w:tc>
+      </w:tr>
+      <w:tr>
+        <w:trPr>
+          <w:cantSplit/>
+        </w:trPr>
+        <w:tc>
+          <w:tcPr/>
+          <w:p>
+            <w:pPr>
+              <w:pStyle w:val="Compact"/>
+              <w:spacing w:after="60" w:line="252" w:lineRule="auto"/>
+            </w:pPr>
+            <w:r>
+              <w:rPr>
+                <w:rFonts w:hint="eastAsia"/>
+                <w:sz w:val="19"/>
+              </w:rPr>
+              <w:t xml:space="preserve">独立逆变器</w:t>
+            </w:r>
+          </w:p>
+        </w:tc>
+        <w:tc>
+          <w:tcPr/>
+          <w:p>
+            <w:pPr>
+              <w:pStyle w:val="Compact"/>
+              <w:spacing w:after="60" w:line="252" w:lineRule="auto"/>
+            </w:pPr>
+            <w:r>
+              <w:rPr>
+                <w:rFonts w:hint="eastAsia"/>
+                <w:sz w:val="19"/>
+              </w:rPr>
+              <w:t xml:space="preserve">0.991（0.330–2.313）</w:t>
+            </w:r>
+          </w:p>
+        </w:tc>
+        <w:tc>
+          <w:tcPr/>
+          <w:p>
+            <w:pPr>
+              <w:pStyle w:val="Compact"/>
+              <w:spacing w:after="60" w:line="252" w:lineRule="auto"/>
+            </w:pPr>
+            <w:r>
+              <w:rPr>
+                <w:rFonts w:hint="eastAsia"/>
+                <w:sz w:val="19"/>
+              </w:rPr>
+              <w:t xml:space="preserve">7.802（6.146–9.596）</w:t>
+            </w:r>
+          </w:p>
+        </w:tc>
+      </w:tr>
+      <w:tr>
+        <w:trPr>
+          <w:cantSplit/>
+        </w:trPr>
+        <w:tc>
+          <w:tcPr/>
+          <w:p>
+            <w:pPr>
+              <w:pStyle w:val="Compact"/>
+              <w:spacing w:after="60" w:line="252" w:lineRule="auto"/>
+            </w:pPr>
+            <w:r>
+              <w:rPr>
+                <w:rFonts w:hint="eastAsia"/>
+                <w:sz w:val="19"/>
+              </w:rPr>
+              <w:t xml:space="preserve">齿面</w:t>
+            </w:r>
+          </w:p>
+        </w:tc>
+        <w:tc>
+          <w:tcPr/>
+          <w:p>
+            <w:pPr>
+              <w:pStyle w:val="Compact"/>
+              <w:spacing w:after="60" w:line="252" w:lineRule="auto"/>
+            </w:pPr>
+            <w:r>
+              <w:rPr>
+                <w:rFonts w:hint="eastAsia"/>
+                <w:sz w:val="19"/>
+              </w:rPr>
+              <w:t xml:space="preserve">2.079（1.164–2.600）</w:t>
+            </w:r>
+          </w:p>
+        </w:tc>
+        <w:tc>
+          <w:tcPr/>
+          <w:p>
+            <w:pPr>
+              <w:pStyle w:val="Compact"/>
+              <w:spacing w:after="60" w:line="252" w:lineRule="auto"/>
+            </w:pPr>
+            <w:r>
+              <w:rPr>
+                <w:rFonts w:hint="eastAsia"/>
+                <w:sz w:val="19"/>
+              </w:rPr>
+              <w:t xml:space="preserve">8.212（4.887–9.877）</w:t>
+            </w:r>
+          </w:p>
+        </w:tc>
+      </w:tr>
+      <w:tr>
+        <w:trPr>
+          <w:cantSplit/>
+        </w:trPr>
+        <w:tc>
+          <w:tcPr/>
+          <w:p>
+            <w:pPr>
+              <w:pStyle w:val="Compact"/>
+              <w:spacing w:after="60" w:line="252" w:lineRule="auto"/>
+            </w:pPr>
+            <w:r>
+              <w:rPr>
+                <w:rFonts w:hint="eastAsia"/>
+                <w:sz w:val="19"/>
+              </w:rPr>
+              <w:t xml:space="preserve">轴承</w:t>
+            </w:r>
+          </w:p>
+        </w:tc>
+        <w:tc>
+          <w:tcPr/>
+          <w:p>
+            <w:pPr>
+              <w:pStyle w:val="Compact"/>
+              <w:spacing w:after="60" w:line="252" w:lineRule="auto"/>
+            </w:pPr>
+            <w:r>
+              <w:rPr>
+                <w:rFonts w:hint="eastAsia"/>
+                <w:sz w:val="19"/>
+              </w:rPr>
+              <w:t xml:space="preserve">0.468（0.098–1.274）</w:t>
+            </w:r>
+          </w:p>
+        </w:tc>
+        <w:tc>
+          <w:tcPr/>
+          <w:p>
+            <w:pPr>
+              <w:pStyle w:val="Compact"/>
+              <w:spacing w:after="60" w:line="252" w:lineRule="auto"/>
+            </w:pPr>
+            <w:r>
+              <w:rPr>
+                <w:rFonts w:hint="eastAsia"/>
+                <w:sz w:val="19"/>
+              </w:rPr>
+              <w:t xml:space="preserve">1.687（0.360–4.600）</w:t>
+            </w:r>
+          </w:p>
+        </w:tc>
+      </w:tr>
+      <w:tr>
+        <w:trPr>
+          <w:cantSplit/>
+        </w:trPr>
+        <w:tc>
+          <w:tcPr/>
+          <w:p>
+            <w:pPr>
+              <w:pStyle w:val="Compact"/>
+              <w:spacing w:after="60" w:line="252" w:lineRule="auto"/>
+            </w:pPr>
+            <w:r>
+              <w:rPr>
+                <w:rFonts w:hint="eastAsia"/>
+                <w:sz w:val="19"/>
+              </w:rPr>
+              <w:t xml:space="preserve">油液/密封等</w:t>
+            </w:r>
+          </w:p>
+        </w:tc>
+        <w:tc>
+          <w:tcPr/>
+          <w:p>
+            <w:pPr>
+              <w:pStyle w:val="Compact"/>
+              <w:spacing w:after="60" w:line="252" w:lineRule="auto"/>
+            </w:pPr>
+            <w:r>
+              <w:rPr>
+                <w:rFonts w:hint="eastAsia"/>
+                <w:sz w:val="19"/>
+              </w:rPr>
+              <w:t xml:space="preserve">0.196（0.026–0.782）</w:t>
+            </w:r>
+          </w:p>
+        </w:tc>
+        <w:tc>
+          <w:tcPr/>
+          <w:p>
+            <w:pPr>
+              <w:pStyle w:val="Compact"/>
+              <w:spacing w:after="60" w:line="252" w:lineRule="auto"/>
+            </w:pPr>
+            <w:r>
+              <w:rPr>
+                <w:rFonts w:hint="eastAsia"/>
+                <w:sz w:val="19"/>
+              </w:rPr>
+              <w:t xml:space="preserve">0.430（0.054–2.090）</w:t>
+            </w:r>
+          </w:p>
+        </w:tc>
+      </w:tr>
+      <w:tr>
+        <w:trPr>
+          <w:cantSplit/>
+        </w:trPr>
+        <w:tc>
+          <w:tcPr/>
+          <w:p>
+            <w:pPr>
+              <w:pStyle w:val="Compact"/>
+              <w:spacing w:after="60" w:line="252" w:lineRule="auto"/>
+            </w:pPr>
+            <w:r>
+              <w:rPr>
+                <w:rFonts w:hint="eastAsia"/>
+                <w:sz w:val="19"/>
+              </w:rPr>
+              <w:t xml:space="preserve">盘</w:t>
+            </w:r>
+          </w:p>
+        </w:tc>
+        <w:tc>
+          <w:tcPr/>
+          <w:p>
+            <w:pPr>
+              <w:pStyle w:val="Compact"/>
+              <w:spacing w:after="60" w:line="252" w:lineRule="auto"/>
+            </w:pPr>
+            <w:r>
+              <w:rPr>
+                <w:rFonts w:hint="eastAsia"/>
+                <w:sz w:val="19"/>
+              </w:rPr>
+              <w:t xml:space="preserve">68.282（64.488–72.075）</w:t>
+            </w:r>
+          </w:p>
+        </w:tc>
+        <w:tc>
+          <w:tcPr/>
+          <w:p>
+            <w:pPr>
+              <w:pStyle w:val="Compact"/>
+              <w:spacing w:after="60" w:line="252" w:lineRule="auto"/>
+            </w:pPr>
+            <w:r>
+              <w:rPr>
+                <w:sz w:val="19"/>
+              </w:rPr>
+              <w:t xml:space="preserve">0</w:t>
+            </w:r>
+          </w:p>
+        </w:tc>
+      </w:tr>
+      <w:tr>
+        <w:trPr>
+          <w:cantSplit/>
+        </w:trPr>
+        <w:tc>
+          <w:tcPr/>
+          <w:p>
+            <w:pPr>
+              <w:pStyle w:val="Compact"/>
+              <w:spacing w:after="60" w:line="252" w:lineRule="auto"/>
+            </w:pPr>
+            <w:r>
+              <w:rPr>
+                <w:rFonts w:hint="eastAsia"/>
+                <w:sz w:val="19"/>
+              </w:rPr>
+              <w:t xml:space="preserve">片</w:t>
+            </w:r>
+          </w:p>
+        </w:tc>
+        <w:tc>
+          <w:tcPr/>
+          <w:p>
+            <w:pPr>
+              <w:pStyle w:val="Compact"/>
+              <w:spacing w:after="60" w:line="252" w:lineRule="auto"/>
+            </w:pPr>
+            <w:r>
+              <w:rPr>
+                <w:rFonts w:hint="eastAsia"/>
+                <w:sz w:val="19"/>
+              </w:rPr>
+              <w:t xml:space="preserve">7.587（3.793–11.380）</w:t>
+            </w:r>
+          </w:p>
+        </w:tc>
+        <w:tc>
+          <w:tcPr/>
+          <w:p>
+            <w:pPr>
+              <w:pStyle w:val="Compact"/>
+              <w:spacing w:after="60" w:line="252" w:lineRule="auto"/>
+            </w:pPr>
+            <w:r>
+              <w:rPr>
+                <w:sz w:val="19"/>
+              </w:rPr>
+              <w:t xml:space="preserve">0</w:t>
+            </w:r>
+          </w:p>
+        </w:tc>
+      </w:tr>
+    </w:tbl>
+    <w:p>
+      <w:pPr>
+        <w:pStyle w:val="BodyText"/>
+      </w:pPr>
+      <w:r>
+        <w:rPr>
+          <w:rFonts w:hint="eastAsia"/>
+        </w:rPr>
+        <w:t xml:space="preserve">名义电机预算归一化因子在46条时序的非零预算样本中为0.264–5.333，约0.147%样本超出预设0.25–4诊断范围。此范围只作提示，不是物理验收标准；偏差说明权重未标定，应将模型称为守恒工程分配，不能用闭合证明绝对损耗分离准确。</w:t>
+      </w:r>
+    </w:p>
+    <w:p>
+      <w:pPr>
+        <w:pStyle w:val="CaptionedFigure"/>
+      </w:pPr>
+      <w:r>
+        <w:drawing>
+          <wp:inline>
+            <wp:extent cx="6045200" cy="4051536"/>
+            <wp:effectExtent b="0" l="0" r="0" t="0"/>
+            <wp:docPr descr="S3工程假设预测：单侧分项功率，黑虚线为EPA参考联合预算，再生为镜像估计。" title="" id="48" name="Picture"/>
+            <a:graphic>
+              <a:graphicData uri="http://schemas.openxmlformats.org/drawingml/2006/picture">
+                <pic:pic>
+                  <pic:nvPicPr>
+                    <pic:cNvPr descr="../results/m1/engineering/component_source_power.png" id="49" name="Picture"/>
+                    <pic:cNvPicPr>
+                      <a:picLocks noChangeArrowheads="1" noChangeAspect="1"/>
+                    </pic:cNvPicPr>
+                  </pic:nvPicPr>
+                  <pic:blipFill>
+                    <a:blip r:embed="rId47"/>
+                    <a:stretch>
+                      <a:fillRect/>
+                    </a:stretch>
+                  </pic:blipFill>
+                  <pic:spPr bwMode="auto">
+                    <a:xfrm>
+                      <a:off x="0" y="0"/>
+                      <a:ext cx="6045200" cy="4051536"/>
+                    </a:xfrm>
+                    <a:prstGeom prst="rect">
+                      <a:avLst/>
+                    </a:prstGeom>
+                    <a:noFill/>
+                    <a:ln w="9525">
+                      <a:noFill/>
+                      <a:headEnd/>
+                      <a:tailEnd/>
+                    </a:ln>
+                  </pic:spPr>
+                </pic:pic>
+              </a:graphicData>
+            </a:graphic>
+          </wp:inline>
+        </w:drawing>
+      </w:r>
+    </w:p>
+    <w:p>
+      <w:pPr>
+        <w:pStyle w:val="ImageCaption"/>
+      </w:pPr>
+      <w:r>
+        <w:rPr>
+          <w:rFonts w:hint="eastAsia"/>
+        </w:rPr>
+        <w:t xml:space="preserve">S3工程假设预测：单侧分项功率，黑虚线为EPA参考联合预算，再生为镜像估计。</w:t>
+      </w:r>
+    </w:p>
+    <w:bookmarkEnd w:id="50"/>
+    <w:bookmarkStart w:id="57" w:name="单因素与联合参数分析"/>
+    <w:p>
+      <w:pPr>
+        <w:pStyle w:val="Heading2"/>
+      </w:pPr>
+      <w:r>
+        <w:t xml:space="preserve">10.3 </w:t>
+      </w:r>
+      <w:r>
+        <w:rPr>
+          <w:rFonts w:hint="eastAsia"/>
+        </w:rPr>
+        <w:t xml:space="preserve">单因素与联合参数分析</w:t>
+      </w:r>
+    </w:p>
+    <w:p>
+      <w:pPr>
+        <w:pStyle w:val="FirstParagraph"/>
+      </w:pPr>
+      <w:r>
+        <w:rPr>
+          <w:rFonts w:hint="eastAsia"/>
+        </w:rPr>
+        <w:t xml:space="preserve">每个代表工况含名义1组、16参数×2端点、固定种子20261019的联合参数盒样本128组，共161组；两工况合计322次实际运行，均通过逐时闭合与区间检查。抽样只是确定性覆盖策略，不赋予概率解释，也不声称采样覆盖全部极值。</w:t>
+      </w:r>
+    </w:p>
+    <w:p>
+      <w:pPr>
+        <w:pStyle w:val="BodyText"/>
+      </w:pPr>
+      <w:r>
+        <w:rPr>
+          <w:rFonts w:hint="eastAsia"/>
+        </w:rPr>
+        <w:t xml:space="preserve">制动铜耗分配最敏感于回退逆变器比，相对名义变化约+0.535/−1.070kJ；其次是转矩常数代理（+0.393/−0.360kJ）。短驱动以驱动逆变器比倍率最敏感（约±1.407kJ），其次为转矩常数代理（+0.530/−0.629kJ）。这支持优先补测再生损耗分离与真实电流，不是实验识别真实电机敏感度。</w:t>
+      </w:r>
+    </w:p>
+    <w:p>
+      <w:pPr>
+        <w:pStyle w:val="BodyText"/>
+      </w:pPr>
+      <w:r>
+        <w:rPr>
+          <w:rFonts w:hint="eastAsia"/>
+        </w:rPr>
+        <w:t xml:space="preserve">盘比0.85到0.95使代表制动盘输入变化7.587kJ，总盘片接触功75.868kJ不变。所有参数变化只重分配现有预算，未改变总传动效率。</w:t>
+      </w:r>
+    </w:p>
+    <w:p>
+      <w:pPr>
+        <w:pStyle w:val="CaptionedFigure"/>
+      </w:pPr>
+      <w:r>
+        <w:drawing>
+          <wp:inline>
+            <wp:extent cx="6045200" cy="3925256"/>
+            <wp:effectExtent b="0" l="0" r="0" t="0"/>
+            <wp:docPr descr="S3工程假设预测：条件包络与联合参数敏感性，各分项极值不可同时相加。" title="" id="52" name="Picture"/>
+            <a:graphic>
+              <a:graphicData uri="http://schemas.openxmlformats.org/drawingml/2006/picture">
+                <pic:pic>
+                  <pic:nvPicPr>
+                    <pic:cNvPr descr="../results/m1/engineering/uncertainty_sensitivity.png" id="53" name="Picture"/>
+                    <pic:cNvPicPr>
+                      <a:picLocks noChangeArrowheads="1" noChangeAspect="1"/>
+                    </pic:cNvPicPr>
+                  </pic:nvPicPr>
+                  <pic:blipFill>
+                    <a:blip r:embed="rId51"/>
+                    <a:stretch>
+                      <a:fillRect/>
+                    </a:stretch>
+                  </pic:blipFill>
+                  <pic:spPr bwMode="auto">
+                    <a:xfrm>
+                      <a:off x="0" y="0"/>
+                      <a:ext cx="6045200" cy="3925256"/>
+                    </a:xfrm>
+                    <a:prstGeom prst="rect">
+                      <a:avLst/>
+                    </a:prstGeom>
+                    <a:noFill/>
+                    <a:ln w="9525">
+                      <a:noFill/>
+                      <a:headEnd/>
+                      <a:tailEnd/>
+                    </a:ln>
+                  </pic:spPr>
+                </pic:pic>
+              </a:graphicData>
+            </a:graphic>
+          </wp:inline>
+        </w:drawing>
+      </w:r>
+    </w:p>
+    <w:p>
+      <w:pPr>
+        <w:pStyle w:val="ImageCaption"/>
+      </w:pPr>
+      <w:r>
+        <w:rPr>
+          <w:rFonts w:hint="eastAsia"/>
+        </w:rPr>
+        <w:t xml:space="preserve">S3工程假设预测：条件包络与联合参数敏感性，各分项极值不可同时相加。</w:t>
+      </w:r>
+    </w:p>
+    <w:p>
+      <w:pPr>
+        <w:pStyle w:val="CaptionedFigure"/>
+      </w:pPr>
+      <w:r>
+        <w:drawing>
+          <wp:inline>
+            <wp:extent cx="6045200" cy="3720123"/>
+            <wp:effectExtent b="0" l="0" r="0" t="0"/>
+            <wp:docPr descr="S3工程假设预测：单因素端点对单侧能量的影响，其余参数保持候选值。" title="" id="55" name="Picture"/>
+            <a:graphic>
+              <a:graphicData uri="http://schemas.openxmlformats.org/drawingml/2006/picture">
+                <pic:pic>
+                  <pic:nvPicPr>
+                    <pic:cNvPr descr="../results/m1/engineering/oat_sensitivity.png" id="56" name="Picture"/>
+                    <pic:cNvPicPr>
+                      <a:picLocks noChangeArrowheads="1" noChangeAspect="1"/>
+                    </pic:cNvPicPr>
+                  </pic:nvPicPr>
+                  <pic:blipFill>
+                    <a:blip r:embed="rId54"/>
+                    <a:stretch>
+                      <a:fillRect/>
+                    </a:stretch>
+                  </pic:blipFill>
+                  <pic:spPr bwMode="auto">
+                    <a:xfrm>
+                      <a:off x="0" y="0"/>
+                      <a:ext cx="6045200" cy="3720123"/>
+                    </a:xfrm>
+                    <a:prstGeom prst="rect">
+                      <a:avLst/>
+                    </a:prstGeom>
+                    <a:noFill/>
+                    <a:ln w="9525">
+                      <a:noFill/>
+                      <a:headEnd/>
+                      <a:tailEnd/>
+                    </a:ln>
+                  </pic:spPr>
+                </pic:pic>
+              </a:graphicData>
+            </a:graphic>
+          </wp:inline>
+        </w:drawing>
+      </w:r>
+    </w:p>
+    <w:p>
+      <w:pPr>
+        <w:pStyle w:val="ImageCaption"/>
+      </w:pPr>
+      <w:r>
+        <w:rPr>
+          <w:rFonts w:hint="eastAsia"/>
+        </w:rPr>
+        <w:t xml:space="preserve">S3工程假设预测：单因素端点对单侧能量的影响，其余参数保持候选值。</w:t>
+      </w:r>
+    </w:p>
+    <w:bookmarkEnd w:id="57"/>
+    <w:bookmarkEnd w:id="58"/>
+    <w:bookmarkStart w:id="59" w:name="未来m2输入合同与模式"/>
+    <w:p>
+      <w:pPr>
+        <w:pStyle w:val="Heading1"/>
+      </w:pPr>
+      <w:r>
+        <w:t xml:space="preserve">11. </w:t>
+      </w:r>
+      <w:r>
+        <w:rPr>
+          <w:rFonts w:hint="eastAsia"/>
+        </w:rPr>
+        <w:t xml:space="preserve">未来M2输入合同与模式</w:t>
+      </w:r>
+    </w:p>
+    <w:p>
+      <w:pPr>
+        <w:pStyle w:val="FirstParagraph"/>
+      </w:pPr>
+      <w:r>
+        <w:rPr>
+          <w:rFonts w:hint="eastAsia"/>
+        </w:rPr>
+        <w:t xml:space="preserve">规范为</w:t>
+      </w:r>
+      <w:r>
+        <w:t xml:space="preserve"> </w:t>
+      </w:r>
+      <w:r>
+        <w:rPr>
+          <w:rStyle w:val="VerbatimChar"/>
+        </w:rPr>
+        <w:t xml:space="preserve">docs/M1_HEAT_SOURCE_INTERFACE.md</w:t>
+      </w:r>
+      <w:r>
+        <w:rPr>
+          <w:rFonts w:hint="eastAsia"/>
+        </w:rPr>
+        <w:t xml:space="preserve">，版本</w:t>
+      </w:r>
+      <w:r>
+        <w:t xml:space="preserve"> </w:t>
+      </w:r>
+      <w:r>
+        <w:rPr>
+          <w:rStyle w:val="VerbatimChar"/>
+        </w:rPr>
+        <w:t xml:space="preserve">m1-source-interface-1.0</w:t>
+      </w:r>
+      <w:r>
+        <w:rPr>
+          <w:rFonts w:hint="eastAsia"/>
+        </w:rPr>
+        <w:t xml:space="preserve">。每个工况输出左右独立CSV+JSON，共46对，位于</w:t>
+      </w:r>
+      <w:r>
+        <w:t xml:space="preserve"> </w:t>
+      </w:r>
+      <w:r>
+        <w:rPr>
+          <w:rStyle w:val="VerbatimChar"/>
+        </w:rPr>
+        <w:t xml:space="preserve">results/m1/engineering/interface/</w:t>
+      </w:r>
+      <w:r>
+        <w:rPr>
+          <w:rFonts w:hint="eastAsia"/>
+        </w:rPr>
+        <w:t xml:space="preserve">。CSV含时间、车速、自侧转速/转矩、9类候选热功率及上下界、原始绕组NaN、归一化诊断、来源代码与守恒残差。JSON记录模式/案例/单侧/场景、实际参数、原始轨迹、来源登记、输入哈希和代码SHA。</w:t>
+      </w:r>
+    </w:p>
+    <w:p>
+      <w:pPr>
+        <w:pStyle w:val="BodyText"/>
+      </w:pPr>
+      <w:r>
+        <w:rPr>
+          <w:rFonts w:hint="eastAsia"/>
+        </w:rPr>
+        <w:t xml:space="preserve">严格模式立即抛出</w:t>
+      </w:r>
+      <w:r>
+        <w:t xml:space="preserve"> </w:t>
+      </w:r>
+      <w:r>
+        <w:rPr>
+          <w:rStyle w:val="VerbatimChar"/>
+        </w:rPr>
+        <w:t xml:space="preserve">m1:StrictEvidenceGap</w:t>
+      </w:r>
+      <w:r>
+        <w:rPr>
+          <w:rFonts w:hint="eastAsia"/>
+        </w:rPr>
+        <w:t xml:space="preserve">，没有真实内部数据时不会输出工程值。工程模式要求全部参数区间完整有序；缺失/null、错误侧别、越界及不可实现轨迹均拒绝。原始真实数据不被估计覆盖。</w:t>
+      </w:r>
+    </w:p>
+    <w:p>
+      <w:pPr>
+        <w:pStyle w:val="BodyText"/>
+      </w:pPr>
+      <w:r>
+        <w:rPr>
+          <w:rFonts w:hint="eastAsia"/>
+        </w:rPr>
+        <w:t xml:space="preserve">未来网络只加载分项：联合EMOT、减速器总损耗和盘片接触功仅作核算，</w:t>
+      </w:r>
+      <w:r>
+        <w:rPr>
+          <w:rFonts w:hint="eastAsia"/>
+          <w:b/>
+          <w:bCs/>
+        </w:rPr>
+        <w:t xml:space="preserve">不能再加载一次</w:t>
+      </w:r>
+      <w:r>
+        <w:rPr>
+          <w:rFonts w:hint="eastAsia"/>
+        </w:rPr>
+        <w:t xml:space="preserve">。逆变器默认为外部热边界；转子/其他需合并节点或进一步拆分，不默认全部加磁钢。盘/片是单个后盘两面合计，不再乘2。前轴保留于整车账本，不进入该单侧热域。</w:t>
+      </w:r>
+    </w:p>
+    <w:p>
+      <w:pPr>
+        <w:pStyle w:val="BodyText"/>
+      </w:pPr>
+      <w:r>
+        <w:rPr>
+          <w:rFonts w:hint="eastAsia"/>
+        </w:rPr>
+        <w:t xml:space="preserve">重采样应采用分段线性功率并核对积分，不用可能产生负热源的无约束高阶插值。凸包拆分/回退切换可产生工程分配跳变，不是实测热源突变。温度反馈未执行；不能改变温度电阻后保留旧总预算却另加一份铜耗。</w:t>
+      </w:r>
+    </w:p>
+    <w:bookmarkEnd w:id="59"/>
+    <w:bookmarkStart w:id="60" w:name="本轮测试与验收判断"/>
+    <w:p>
+      <w:pPr>
+        <w:pStyle w:val="Heading1"/>
+      </w:pPr>
+      <w:r>
+        <w:t xml:space="preserve">12. </w:t>
+      </w:r>
+      <w:r>
+        <w:rPr>
+          <w:rFonts w:hint="eastAsia"/>
+        </w:rPr>
+        <w:t xml:space="preserve">本轮测试与验收判断</w:t>
+      </w:r>
+    </w:p>
+    <w:p>
+      <w:pPr>
+        <w:pStyle w:val="FirstParagraph"/>
+      </w:pPr>
+      <w:r>
+        <w:t xml:space="preserve">MATLAB </w:t>
+      </w:r>
+      <w:r>
+        <w:rPr>
+          <w:rFonts w:hint="eastAsia"/>
+        </w:rPr>
+        <w:t xml:space="preserve">R2025a（25.1.0.2943329）重新运行原有18组测试和23组整车工况，通过；新增11组检查通过。覆盖46条单侧瞬时/积分闭合、严格拒绝、真实NaN保持、独立3RI²及归一化、减速器方向分项、盘比精确斜率、低速退出、高SOC/温度禁充、单侧故障/独立轮速及缺失/null/无序/越界参数和时间轴报错。322次敏感性时序全部通过。</w:t>
+      </w:r>
+    </w:p>
+    <w:tbl>
+      <w:tblPr>
+        <w:tblStyle w:val="Table"/>
+        <w:tblW w:type="pct" w:w="5000"/>
+        <w:tblLayout w:type="fixed"/>
+        <w:tblLook w:firstRow="1" w:lastRow="0" w:firstColumn="0" w:lastColumn="0" w:noHBand="0" w:noVBand="0" w:val="0020"/>
+      </w:tblPr>
+      <w:tblGrid>
+        <w:gridCol w:w="3960"/>
+        <w:gridCol w:w="3960"/>
+      </w:tblGrid>
+      <w:tr>
+        <w:trPr>
+          <w:tblHeader w:val="on"/>
+          <w:cantSplit/>
+        </w:trPr>
+        <w:tc>
+          <w:tcPr>
+            <w:shd w:fill="EAF0F7"/>
+          </w:tcPr>
+          <w:p>
+            <w:pPr>
+              <w:pStyle w:val="Compact"/>
+              <w:spacing w:after="60" w:line="252" w:lineRule="auto"/>
+            </w:pPr>
+            <w:r>
+              <w:rPr>
+                <w:rFonts w:hint="eastAsia"/>
+                <w:b/>
+                <w:sz w:val="19"/>
+              </w:rPr>
+              <w:t xml:space="preserve">实际核验</w:t>
+            </w:r>
+          </w:p>
+        </w:tc>
+        <w:tc>
+          <w:tcPr>
+            <w:shd w:fill="EAF0F7"/>
+          </w:tcPr>
+          <w:p>
+            <w:pPr>
+              <w:pStyle w:val="Compact"/>
+              <w:spacing w:after="60" w:line="252" w:lineRule="auto"/>
+            </w:pPr>
+            <w:r>
+              <w:rPr>
+                <w:rFonts w:hint="eastAsia"/>
+                <w:b/>
+                <w:sz w:val="19"/>
+              </w:rPr>
+              <w:t xml:space="preserve">结果</w:t>
+            </w:r>
+          </w:p>
+        </w:tc>
+      </w:tr>
+      <w:tr>
+        <w:trPr>
+          <w:cantSplit/>
+        </w:trPr>
+        <w:tc>
+          <w:tcPr/>
+          <w:p>
+            <w:pPr>
+              <w:pStyle w:val="Compact"/>
+              <w:spacing w:after="60" w:line="252" w:lineRule="auto"/>
+            </w:pPr>
+            <w:r>
+              <w:rPr>
+                <w:rFonts w:hint="eastAsia"/>
+                <w:sz w:val="19"/>
+              </w:rPr>
+              <w:t xml:space="preserve">原整车积分/功率残差</w:t>
+            </w:r>
+          </w:p>
+        </w:tc>
+        <w:tc>
+          <w:tcPr/>
+          <w:p>
+            <w:pPr>
+              <w:pStyle w:val="Compact"/>
+              <w:spacing w:after="60" w:line="252" w:lineRule="auto"/>
+            </w:pPr>
+            <w:r>
+              <w:rPr>
+                <w:rFonts w:hint="eastAsia"/>
+                <w:sz w:val="19"/>
+              </w:rPr>
+              <w:t xml:space="preserve">相对能量最大7.20×10⁻¹⁶；功率最大9.09×10⁻¹¹W</w:t>
+            </w:r>
+          </w:p>
+        </w:tc>
+      </w:tr>
+      <w:tr>
+        <w:trPr>
+          <w:cantSplit/>
+        </w:trPr>
+        <w:tc>
+          <w:tcPr/>
+          <w:p>
+            <w:pPr>
+              <w:pStyle w:val="Compact"/>
+              <w:spacing w:after="60" w:line="252" w:lineRule="auto"/>
+            </w:pPr>
+            <w:r>
+              <w:rPr>
+                <w:rFonts w:hint="eastAsia"/>
+                <w:sz w:val="19"/>
+              </w:rPr>
+              <w:t xml:space="preserve">MATLAB新增分项残差</w:t>
+            </w:r>
+          </w:p>
+        </w:tc>
+        <w:tc>
+          <w:tcPr/>
+          <w:p>
+            <w:pPr>
+              <w:pStyle w:val="Compact"/>
+              <w:spacing w:after="60" w:line="252" w:lineRule="auto"/>
+            </w:pPr>
+            <w:r>
+              <w:rPr>
+                <w:rFonts w:hint="eastAsia"/>
+                <w:sz w:val="19"/>
+              </w:rPr>
+              <w:t xml:space="preserve">最大7.28×10⁻¹²W，阈值10⁻⁷W</w:t>
+            </w:r>
+          </w:p>
+        </w:tc>
+      </w:tr>
+      <w:tr>
+        <w:trPr>
+          <w:cantSplit/>
+        </w:trPr>
+        <w:tc>
+          <w:tcPr/>
+          <w:p>
+            <w:pPr>
+              <w:pStyle w:val="Compact"/>
+              <w:spacing w:after="60" w:line="252" w:lineRule="auto"/>
+            </w:pPr>
+            <w:r>
+              <w:rPr>
+                <w:rFonts w:hint="eastAsia"/>
+                <w:sz w:val="19"/>
+              </w:rPr>
+              <w:t xml:space="preserve">Python独立分项CSV复核</w:t>
+            </w:r>
+          </w:p>
+        </w:tc>
+        <w:tc>
+          <w:tcPr/>
+          <w:p>
+            <w:pPr>
+              <w:pStyle w:val="Compact"/>
+              <w:spacing w:after="60" w:line="252" w:lineRule="auto"/>
+            </w:pPr>
+            <w:r>
+              <w:rPr>
+                <w:rFonts w:hint="eastAsia"/>
+                <w:sz w:val="19"/>
+              </w:rPr>
+              <w:t xml:space="preserve">46条PASS；最大功率残差1.02×10⁻¹⁰W、积分残差2.01×10⁻¹¹J</w:t>
+            </w:r>
+          </w:p>
+        </w:tc>
+      </w:tr>
+      <w:tr>
+        <w:trPr>
+          <w:cantSplit/>
+        </w:trPr>
+        <w:tc>
+          <w:tcPr/>
+          <w:p>
+            <w:pPr>
+              <w:pStyle w:val="Compact"/>
+              <w:spacing w:after="60" w:line="252" w:lineRule="auto"/>
+            </w:pPr>
+            <w:r>
+              <w:rPr>
+                <w:rFonts w:hint="eastAsia"/>
+                <w:sz w:val="19"/>
+              </w:rPr>
+              <w:t xml:space="preserve">Python敏感性复核</w:t>
+            </w:r>
+          </w:p>
+        </w:tc>
+        <w:tc>
+          <w:tcPr/>
+          <w:p>
+            <w:pPr>
+              <w:pStyle w:val="Compact"/>
+              <w:spacing w:after="60" w:line="252" w:lineRule="auto"/>
+            </w:pPr>
+            <w:r>
+              <w:rPr>
+                <w:rFonts w:hint="eastAsia"/>
+                <w:sz w:val="19"/>
+              </w:rPr>
+              <w:t xml:space="preserve">322次PASS，参数在范围内，三组预算积分不变</w:t>
+            </w:r>
+          </w:p>
+        </w:tc>
+      </w:tr>
+      <w:tr>
+        <w:trPr>
+          <w:cantSplit/>
+        </w:trPr>
+        <w:tc>
+          <w:tcPr/>
+          <w:p>
+            <w:pPr>
+              <w:pStyle w:val="Compact"/>
+              <w:spacing w:after="60" w:line="252" w:lineRule="auto"/>
+            </w:pPr>
+            <w:r>
+              <w:rPr>
+                <w:rFonts w:hint="eastAsia"/>
+                <w:sz w:val="19"/>
+              </w:rPr>
+              <w:t xml:space="preserve">严格模式/参数缺失</w:t>
+            </w:r>
+          </w:p>
+        </w:tc>
+        <w:tc>
+          <w:tcPr/>
+          <w:p>
+            <w:pPr>
+              <w:pStyle w:val="Compact"/>
+              <w:spacing w:after="60" w:line="252" w:lineRule="auto"/>
+            </w:pPr>
+            <w:r>
+              <w:rPr>
+                <w:rFonts w:hint="eastAsia"/>
+                <w:sz w:val="19"/>
+              </w:rPr>
+              <w:t xml:space="preserve">按预期报错，未伪造标定输出</w:t>
+            </w:r>
+          </w:p>
+        </w:tc>
+      </w:tr>
+      <w:tr>
+        <w:trPr>
+          <w:cantSplit/>
+        </w:trPr>
+        <w:tc>
+          <w:tcPr/>
+          <w:p>
+            <w:pPr>
+              <w:pStyle w:val="Compact"/>
+              <w:spacing w:after="60" w:line="252" w:lineRule="auto"/>
+            </w:pPr>
+            <w:r>
+              <w:rPr>
+                <w:rFonts w:hint="eastAsia"/>
+                <w:sz w:val="19"/>
+              </w:rPr>
+              <w:t xml:space="preserve">原始绕组与M0</w:t>
+            </w:r>
+          </w:p>
+        </w:tc>
+        <w:tc>
+          <w:tcPr/>
+          <w:p>
+            <w:pPr>
+              <w:pStyle w:val="Compact"/>
+              <w:spacing w:after="60" w:line="252" w:lineRule="auto"/>
+            </w:pPr>
+            <w:r>
+              <w:rPr>
+                <w:rFonts w:hint="eastAsia"/>
+                <w:sz w:val="19"/>
+              </w:rPr>
+              <w:t xml:space="preserve">NaN/null保持，受保护配置/数据/结果/报告对固定Tag无改动</w:t>
+            </w:r>
+          </w:p>
+        </w:tc>
+      </w:tr>
+      <w:tr>
+        <w:trPr>
+          <w:cantSplit/>
+        </w:trPr>
+        <w:tc>
+          <w:tcPr/>
+          <w:p>
+            <w:pPr>
+              <w:pStyle w:val="Compact"/>
+              <w:spacing w:after="60" w:line="252" w:lineRule="auto"/>
+            </w:pPr>
+            <w:r>
+              <w:rPr>
+                <w:rFonts w:hint="eastAsia"/>
+                <w:sz w:val="19"/>
+              </w:rPr>
+              <w:t xml:space="preserve">温度、实体实验、ANSYS、Fluent、优化</w:t>
+            </w:r>
+          </w:p>
+        </w:tc>
+        <w:tc>
+          <w:tcPr/>
+          <w:p>
+            <w:pPr>
+              <w:pStyle w:val="Compact"/>
+              <w:spacing w:after="60" w:line="252" w:lineRule="auto"/>
+            </w:pPr>
+            <w:r>
+              <w:rPr>
+                <w:sz w:val="19"/>
+              </w:rPr>
+              <w:t xml:space="preserve">NOT EXECUTED</w:t>
+            </w:r>
+          </w:p>
+        </w:tc>
+      </w:tr>
+    </w:tbl>
+    <w:p>
+      <w:pPr>
+        <w:pStyle w:val="BodyText"/>
+      </w:pPr>
+      <w:r>
+        <w:rPr>
+          <w:rFonts w:hint="eastAsia"/>
+        </w:rPr>
+        <w:t xml:space="preserve">复现命令见</w:t>
+      </w:r>
+      <w:r>
+        <w:t xml:space="preserve"> </w:t>
+      </w:r>
+      <w:r>
+        <w:rPr>
+          <w:rStyle w:val="VerbatimChar"/>
+        </w:rPr>
+        <w:t xml:space="preserve">scripts/m1/README.md</w:t>
+      </w:r>
+      <w:r>
+        <w:rPr>
+          <w:rFonts w:hint="eastAsia"/>
+        </w:rPr>
+        <w:t xml:space="preserve">。接口、能量汇总、完整参数矩阵、敏感性结果、MAT文件、PNG/SVG、实际日志及独立检查均保存。验收表为</w:t>
+      </w:r>
+      <w:r>
+        <w:t xml:space="preserve"> </w:t>
+      </w:r>
+      <w:r>
+        <w:rPr>
+          <w:rStyle w:val="VerbatimChar"/>
+        </w:rPr>
+        <w:t xml:space="preserve">reports/M1_ACCEPTANCE_CHECKLIST.md</w:t>
+      </w:r>
+      <w:r>
+        <w:t xml:space="preserve">。</w:t>
+      </w:r>
+    </w:p>
+    <w:p>
+      <w:pPr>
+        <w:pStyle w:val="BodyText"/>
+      </w:pPr>
+      <w:r>
+        <w:rPr>
+          <w:rFonts w:hint="eastAsia"/>
+          <w:b/>
+          <w:bCs/>
+        </w:rPr>
+        <w:t xml:space="preserve">概念数值热源模型已具备提交验收的条件</w:t>
+      </w:r>
+      <w:r>
+        <w:rPr>
+          <w:rFonts w:hint="eastAsia"/>
+        </w:rPr>
+        <w:t xml:space="preserve">：模型守恒、无重复计热、单侧接口明确、严格与工程路径分离、参数与不确定性可追溯，实际运行证据齐备。真实标定仍为PARTIAL，不能宣称物理验证完成；是否验收由研究者决定。</w:t>
+      </w:r>
+    </w:p>
+    <w:p>
+      <w:pPr>
+        <w:pStyle w:val="BodyText"/>
+      </w:pPr>
+      <w:r>
+        <w:rPr>
+          <w:rFonts w:hint="eastAsia"/>
+          <w:b/>
+          <w:bCs/>
+        </w:rPr>
+        <w:t xml:space="preserve">M2可在用户批准后开展概念瞬态热网络</w:t>
+      </w:r>
+      <w:r>
+        <w:rPr>
+          <w:rFonts w:hint="eastAsia"/>
+        </w:rPr>
+        <w:t xml:space="preserve">，前提是参数化未知热容、热阻、冷却与合并项节点，并在守恒场景下比较敏感性；还需考察总损耗、方向效率和遗漏空载拖曳的影响。不能据此承诺真实温度精度、热安全或连续能力。本轮M2未开始，PR未合并，M1正式Tag未创建。</w:t>
+      </w:r>
+    </w:p>
+    <w:bookmarkEnd w:id="60"/>
+    <w:bookmarkStart w:id="67" w:name="补充引用"/>
+    <w:p>
+      <w:pPr>
+        <w:pStyle w:val="Heading1"/>
+        <w:keepNext/>
+      </w:pPr>
+      <w:r>
+        <w:t xml:space="preserve">13. </w:t>
+      </w:r>
+      <w:r>
+        <w:rPr>
+          <w:rFonts w:hint="eastAsia"/>
+        </w:rPr>
+        <w:t xml:space="preserve">补充引用</w:t>
+      </w:r>
+    </w:p>
+    <w:p>
+      <w:pPr>
+        <w:pStyle w:val="Compact"/>
+        <w:keepNext/>
+        <w:numPr>
+          <w:ilvl w:val="0"/>
+          <w:numId w:val="1003"/>
+        </w:numPr>
+      </w:pPr>
+      <w:r>
+        <w:t xml:space="preserve">ORNL.</w:t>
+      </w:r>
+      <w:r>
+        <w:t xml:space="preserve"> </w:t>
+      </w:r>
+      <w:r>
+        <w:rPr>
+          <w:i/>
+          <w:iCs/>
+        </w:rPr>
+        <w:t xml:space="preserve">Evaluation of the 2010 Toyota Prius Hybrid Synergy Drive System</w:t>
+      </w:r>
+      <w:r>
+        <w:t xml:space="preserve">. 2011-03。</w:t>
+      </w:r>
+      <w:hyperlink r:id="rId41">
+        <w:r>
+          <w:rPr>
+            <w:rStyle w:val="Hyperlink"/>
+            <w:rFonts w:hint="eastAsia"/>
+          </w:rPr>
+          <w:t xml:space="preserve">原始PDF</w:t>
+        </w:r>
+      </w:hyperlink>
+      <w:r>
+        <w:rPr>
+          <w:rFonts w:hint="eastAsia"/>
+        </w:rPr>
+        <w:t xml:space="preserve">，本地只读复用M0原件。</w:t>
+      </w:r>
+    </w:p>
+    <w:p>
+      <w:pPr>
+        <w:pStyle w:val="Compact"/>
+        <w:keepNext/>
+        <w:numPr>
+          <w:ilvl w:val="0"/>
+          <w:numId w:val="1003"/>
+        </w:numPr>
+      </w:pPr>
+      <w:r>
+        <w:t xml:space="preserve">NBS.</w:t>
+      </w:r>
+      <w:r>
+        <w:t xml:space="preserve"> </w:t>
+      </w:r>
+      <w:r>
+        <w:rPr>
+          <w:i/>
+          <w:iCs/>
+        </w:rPr>
+        <w:t xml:space="preserve">Copper wire tables</w:t>
+      </w:r>
+      <w:r>
+        <w:t xml:space="preserve">. Handbook100。</w:t>
+      </w:r>
+      <w:hyperlink r:id="rId61">
+        <w:r>
+          <w:rPr>
+            <w:rStyle w:val="Hyperlink"/>
+            <w:rFonts w:hint="eastAsia"/>
+          </w:rPr>
+          <w:t xml:space="preserve">官方PDF</w:t>
+        </w:r>
+      </w:hyperlink>
+      <w:r>
+        <w:t xml:space="preserve">。</w:t>
+      </w:r>
+    </w:p>
+    <w:p>
+      <w:pPr>
+        <w:pStyle w:val="Compact"/>
+        <w:keepNext/>
+        <w:numPr>
+          <w:ilvl w:val="0"/>
+          <w:numId w:val="1003"/>
+        </w:numPr>
+      </w:pPr>
+      <w:r>
+        <w:t xml:space="preserve">Corley B., Carroll J., McDonald A.</w:t>
+      </w:r>
+      <w:r>
+        <w:t xml:space="preserve"> </w:t>
+      </w:r>
+      <w:r>
+        <w:rPr>
+          <w:i/>
+          <w:iCs/>
+        </w:rPr>
+        <w:t xml:space="preserve">Thermal modelling of a small wind turbine gearbox for condition monitoring</w:t>
+      </w:r>
+      <w:r>
+        <w:t xml:space="preserve">. The Journal of Engineering, 2019(18):5335–5339。</w:t>
+      </w:r>
+      <w:hyperlink r:id="rId62">
+        <w:r>
+          <w:rPr>
+            <w:rStyle w:val="Hyperlink"/>
+          </w:rPr>
+          <w:t xml:space="preserve">DOI</w:t>
+        </w:r>
+      </w:hyperlink>
+      <w:r>
+        <w:rPr>
+          <w:rFonts w:hint="eastAsia"/>
+        </w:rPr>
+        <w:t xml:space="preserve">，CC</w:t>
+      </w:r>
+      <w:r>
+        <w:t xml:space="preserve"> </w:t>
+      </w:r>
+      <w:r>
+        <w:rPr>
+          <w:rFonts w:hint="eastAsia"/>
+        </w:rPr>
+        <w:t xml:space="preserve">BY3.0，本地保存机构原文及CrossRef元数据；仅借鉴损耗方法。</w:t>
+      </w:r>
+    </w:p>
+    <w:p>
+      <w:pPr>
+        <w:pStyle w:val="Compact"/>
+        <w:keepNext/>
+        <w:numPr>
+          <w:ilvl w:val="0"/>
+          <w:numId w:val="1003"/>
+        </w:numPr>
+      </w:pPr>
+      <w:r>
+        <w:t xml:space="preserve">SKF.</w:t>
+      </w:r>
+      <w:r>
+        <w:t xml:space="preserve"> </w:t>
+      </w:r>
+      <w:hyperlink r:id="rId63">
+        <w:r>
+          <w:rPr>
+            <w:rStyle w:val="Hyperlink"/>
+          </w:rPr>
+          <w:t xml:space="preserve">Using a friction model as an engineering tool</w:t>
+        </w:r>
+      </w:hyperlink>
+      <w:r>
+        <w:t xml:space="preserve">. 2006-06-08。</w:t>
+      </w:r>
+    </w:p>
+    <w:p>
+      <w:pPr>
+        <w:pStyle w:val="Compact"/>
+        <w:keepNext/>
+        <w:numPr>
+          <w:ilvl w:val="0"/>
+          <w:numId w:val="1003"/>
+        </w:numPr>
+      </w:pPr>
+      <w:r>
+        <w:t xml:space="preserve">MathWorks.</w:t>
+      </w:r>
+      <w:r>
+        <w:t xml:space="preserve"> </w:t>
+      </w:r>
+      <w:hyperlink r:id="rId64">
+        <w:r>
+          <w:rPr>
+            <w:rStyle w:val="Hyperlink"/>
+            <w:rFonts w:hint="eastAsia"/>
+          </w:rPr>
+          <w:t xml:space="preserve">PMSM方法</w:t>
+        </w:r>
+      </w:hyperlink>
+      <w:r>
+        <w:rPr>
+          <w:rFonts w:hint="eastAsia"/>
+        </w:rPr>
+        <w:t xml:space="preserve">及</w:t>
+      </w:r>
+      <w:hyperlink r:id="rId65">
+        <w:r>
+          <w:rPr>
+            <w:rStyle w:val="Hyperlink"/>
+            <w:rFonts w:hint="eastAsia"/>
+          </w:rPr>
+          <w:t xml:space="preserve">盘片示例</w:t>
+        </w:r>
+      </w:hyperlink>
+      <w:r>
+        <w:t xml:space="preserve">。</w:t>
+      </w:r>
+    </w:p>
+    <w:p>
+      <w:pPr>
+        <w:pStyle w:val="Compact"/>
+        <w:keepNext w:val="0"/>
+        <w:numPr>
+          <w:ilvl w:val="0"/>
+          <w:numId w:val="1003"/>
+        </w:numPr>
+      </w:pPr>
+      <w:r>
+        <w:t xml:space="preserve">Infineon.</w:t>
+      </w:r>
+      <w:r>
+        <w:t xml:space="preserve"> </w:t>
+      </w:r>
+      <w:hyperlink r:id="rId66">
+        <w:r>
+          <w:rPr>
+            <w:rStyle w:val="Hyperlink"/>
+            <w:rFonts w:hint="eastAsia"/>
+          </w:rPr>
+          <w:t xml:space="preserve">IGBT损耗方法</w:t>
+        </w:r>
+      </w:hyperlink>
+      <w:r>
+        <w:rPr>
+          <w:rFonts w:hint="eastAsia"/>
+        </w:rPr>
+        <w:t xml:space="preserve">，下载限制已登记。</w:t>
+      </w:r>
+    </w:p>
+    <w:bookmarkEnd w:id="67"/>
     <w:sectPr>
       <w:footerReference r:id="rId9" w:type="default"/>
       <w:pgSz w:h="16838" w:w="11906"/>
@@ -7007,6 +11759,36 @@
     </w:lvlOverride>
   </w:num>
   <w:num w:numId="1002">
+    <w:abstractNumId w:val="99411"/>
+    <w:lvlOverride w:ilvl="0">
+      <w:startOverride w:val="1"/>
+    </w:lvlOverride>
+    <w:lvlOverride w:ilvl="1">
+      <w:startOverride w:val="1"/>
+    </w:lvlOverride>
+    <w:lvlOverride w:ilvl="2">
+      <w:startOverride w:val="1"/>
+    </w:lvlOverride>
+    <w:lvlOverride w:ilvl="3">
+      <w:startOverride w:val="1"/>
+    </w:lvlOverride>
+    <w:lvlOverride w:ilvl="4">
+      <w:startOverride w:val="1"/>
+    </w:lvlOverride>
+    <w:lvlOverride w:ilvl="5">
+      <w:startOverride w:val="1"/>
+    </w:lvlOverride>
+    <w:lvlOverride w:ilvl="6">
+      <w:startOverride w:val="1"/>
+    </w:lvlOverride>
+    <w:lvlOverride w:ilvl="7">
+      <w:startOverride w:val="1"/>
+    </w:lvlOverride>
+    <w:lvlOverride w:ilvl="8">
+      <w:startOverride w:val="1"/>
+    </w:lvlOverride>
+  </w:num>
+  <w:num w:numId="1003">
     <w:abstractNumId w:val="99411"/>
     <w:lvlOverride w:ilvl="0">
       <w:startOverride w:val="1"/>

--- a/reports/M1_report.docx
+++ b/reports/M1_report.docx
@@ -33,7 +33,7 @@
         <w:rPr>
           <w:rFonts w:hint="eastAsia"/>
         </w:rPr>
-        <w:t xml:space="preserve">概念数值关卡通过待审</w:t>
+        <w:t xml:space="preserve">概念数值范围已验收</w:t>
       </w:r>
       <w:r>
         <w:t xml:space="preserve"> · </w:t>
@@ -205,13 +205,13 @@
           <w:b/>
           <w:bCs/>
         </w:rPr>
-        <w:t xml:space="preserve">概念数值热源关卡通过、待研究者审查</w:t>
+        <w:t xml:space="preserve">概念数值热源关卡已获研究者限定验收</w:t>
       </w:r>
       <w:r>
         <w:rPr>
           <w:rFonts w:hint="eastAsia"/>
         </w:rPr>
-        <w:t xml:space="preserve">。数值通过不代表实际内部损耗、减速器图、盘片热分配或BMS边界已验证。原始绕组字段保持NaN，基线真实参数中的null不变；独立工程目录提供明确标记的铜/铁/转子其他/逆变器及减速器分项候选和条件上下界。没有建立温度求解、热网络、CAD、ANSYS、Fluent或优化模型，M2尚未授权。</w:t>
+        <w:t xml:space="preserve">。数值通过不代表实际内部损耗、减速器图、盘片热分配或BMS边界已验证。原始绕组字段保持NaN，基线真实参数中的null不变；独立工程目录提供明确标记的铜/铁/转子其他/逆变器及减速器分项候选和条件上下界。没有建立温度求解、热网络、CAD、ANSYS、Fluent或优化模型，当前M1未执行M2。</w:t>
       </w:r>
     </w:p>
     <w:p>
@@ -329,7 +329,7 @@
         <w:rPr>
           <w:rFonts w:hint="eastAsia"/>
         </w:rPr>
-        <w:t xml:space="preserve">。合并、创建正式Tag及进入M2均须用户另行批准。</w:t>
+        <w:t xml:space="preserve">。本轮用户已批准限定验收、合并及Tag归档，并授权归档成功后启动M2；见M1_GATE_ACCEPTANCE_2026-10-19.md。</w:t>
       </w:r>
     </w:p>
     <w:bookmarkEnd w:id="19"/>
@@ -11046,7 +11046,7 @@
         <w:rPr>
           <w:rFonts w:hint="eastAsia"/>
         </w:rPr>
-        <w:t xml:space="preserve">：模型守恒、无重复计热、单侧接口明确、严格与工程路径分离、参数与不确定性可追溯，实际运行证据齐备。真实标定仍为PARTIAL，不能宣称物理验证完成；是否验收由研究者决定。</w:t>
+        <w:t xml:space="preserve">：模型守恒、无重复计热、单侧接口明确、严格与工程路径分离、参数与不确定性可追溯，实际运行证据齐备。真实标定仍为PARTIAL，不能宣称物理验证完成。研究者已按概念数值模型范围验收，授权详见本轮关卡记录。</w:t>
       </w:r>
     </w:p>
     <w:p>
@@ -11065,7 +11065,7 @@
         <w:rPr>
           <w:rFonts w:hint="eastAsia"/>
         </w:rPr>
-        <w:t xml:space="preserve">，前提是参数化未知热容、热阻、冷却与合并项节点，并在守恒场景下比较敏感性；还需考察总损耗、方向效率和遗漏空载拖曳的影响。不能据此承诺真实温度精度、热安全或连续能力。本轮M2未开始，PR未合并，M1正式Tag未创建。</w:t>
+        <w:t xml:space="preserve">，前提是参数化未知热容、热阻、冷却与合并项节点，并在守恒场景下比较敏感性；还需考察总损耗、方向效率和遗漏空载拖曳的影响。不能据此承诺真实温度精度、热安全或连续能力。M1计算未包含M2；研究者已授权归档成功后启动M2，实际合并及Tag目标另行登记。</w:t>
       </w:r>
     </w:p>
     <w:bookmarkEnd w:id="60"/>
